--- a/final_report.docx
+++ b/final_report.docx
@@ -34,7 +34,7 @@
         <w:t xml:space="preserve">October 12, 2026</w:t>
       </w:r>
     </w:p>
-    <w:bookmarkStart w:id="9" w:name="executive-summary"/>
+    <w:bookmarkStart w:id="31" w:name="executive-summary"/>
     <w:p>
       <w:pPr>
         <w:pStyle w:val="Heading1"/>
@@ -488,22 +488,22 @@
         </w:r>
       </w:hyperlink>
     </w:p>
-    <w:bookmarkEnd w:id="9"/>
-    <w:bookmarkStart w:id="10" w:name="section"/>
+    <w:bookmarkEnd w:id="31"/>
+    <w:bookmarkStart w:id="32" w:name="section"/>
     <w:p>
       <w:pPr>
         <w:pStyle w:val="Heading1"/>
       </w:pPr>
     </w:p>
-    <w:bookmarkEnd w:id="10"/>
-    <w:bookmarkStart w:id="11" w:name="section-1"/>
+    <w:bookmarkEnd w:id="32"/>
+    <w:bookmarkStart w:id="33" w:name="section-1"/>
     <w:p>
       <w:pPr>
         <w:pStyle w:val="Heading1"/>
       </w:pPr>
     </w:p>
-    <w:bookmarkEnd w:id="11"/>
-    <w:bookmarkStart w:id="17" w:name="product-framing"/>
+    <w:bookmarkEnd w:id="33"/>
+    <w:bookmarkStart w:id="39" w:name="product-framing"/>
     <w:p>
       <w:pPr>
         <w:pStyle w:val="Heading1"/>
@@ -512,7 +512,7 @@
         <w:t xml:space="preserve">Product Framing</w:t>
       </w:r>
     </w:p>
-    <w:bookmarkStart w:id="12" w:name="target-audience"/>
+    <w:bookmarkStart w:id="34" w:name="target-audience"/>
     <w:p>
       <w:pPr>
         <w:pStyle w:val="Heading2"/>
@@ -542,8 +542,8 @@
         <w:t xml:space="preserve">. This product is intended to support and guide those decisions, not as a general labor-market report. Every analysis in it was included because it has potential impacts on those choices.</w:t>
       </w:r>
     </w:p>
-    <w:bookmarkEnd w:id="12"/>
-    <w:bookmarkStart w:id="13" w:name="career-pathway"/>
+    <w:bookmarkEnd w:id="34"/>
+    <w:bookmarkStart w:id="35" w:name="career-pathway"/>
     <w:p>
       <w:pPr>
         <w:pStyle w:val="Heading2"/>
@@ -560,8 +560,8 @@
         <w:t xml:space="preserve">Business Intelligence and Data Analyst roles were the career focus of this project. The pathway covers the reporting, analysis and decision-support roles that sit between raw data engineering and quantitative research.</w:t>
       </w:r>
     </w:p>
-    <w:bookmarkEnd w:id="13"/>
-    <w:bookmarkStart w:id="14" w:name="industry"/>
+    <w:bookmarkEnd w:id="35"/>
+    <w:bookmarkStart w:id="36" w:name="industry"/>
     <w:p>
       <w:pPr>
         <w:pStyle w:val="Heading2"/>
@@ -626,15 +626,15 @@
         <w:t xml:space="preserve">Requirements differ measurably from the general analytics market: a regulated environment, market and client data, compliance-aware reporting,</w:t>
       </w:r>
     </w:p>
-    <w:bookmarkEnd w:id="14"/>
-    <w:bookmarkStart w:id="15" w:name="section-2"/>
+    <w:bookmarkEnd w:id="36"/>
+    <w:bookmarkStart w:id="37" w:name="section-2"/>
     <w:p>
       <w:pPr>
         <w:pStyle w:val="Heading2"/>
       </w:pPr>
     </w:p>
-    <w:bookmarkEnd w:id="15"/>
-    <w:bookmarkStart w:id="16" w:name="the-driving-question"/>
+    <w:bookmarkEnd w:id="37"/>
+    <w:bookmarkStart w:id="38" w:name="the-driving-question"/>
     <w:p>
       <w:pPr>
         <w:pStyle w:val="Heading2"/>
@@ -667,9 +667,9 @@
         <w:t xml:space="preserve">This question is geared towards supplying the intended audience with a product that provides actionable recommendations and suggested paths towards improving the job application search and process.</w:t>
       </w:r>
     </w:p>
-    <w:bookmarkEnd w:id="16"/>
-    <w:bookmarkEnd w:id="17"/>
-    <w:bookmarkStart w:id="22" w:name="scope-and-data"/>
+    <w:bookmarkEnd w:id="38"/>
+    <w:bookmarkEnd w:id="39"/>
+    <w:bookmarkStart w:id="44" w:name="scope-and-data"/>
     <w:p>
       <w:pPr>
         <w:pStyle w:val="Heading1"/>
@@ -678,7 +678,7 @@
         <w:t xml:space="preserve">Scope and Data</w:t>
       </w:r>
     </w:p>
-    <w:bookmarkStart w:id="18" w:name="the-data"/>
+    <w:bookmarkStart w:id="40" w:name="the-data"/>
     <w:p>
       <w:pPr>
         <w:pStyle w:val="Heading2"/>
@@ -719,8 +719,8 @@
         <w:t xml:space="preserve">The initial portions of the project relied on a MET Employability Career Match API to acquire the data. Later, the analysis was moved to the dataset provided by Professor Padalkar only after measuring both sources on the exact scope. The switch was not an improvement on every axis- occupational coding became sparser while geography, skills and education all improved, and education and experience stopped being estimates and became the provider’s.</w:t>
       </w:r>
     </w:p>
-    <w:bookmarkEnd w:id="18"/>
-    <w:bookmarkStart w:id="19" w:name="sample-construction"/>
+    <w:bookmarkEnd w:id="40"/>
+    <w:bookmarkStart w:id="41" w:name="sample-construction"/>
     <w:p>
       <w:pPr>
         <w:pStyle w:val="Heading2"/>
@@ -1016,8 +1016,8 @@
         <w:t xml:space="preserve">The date window- postings were filtered to those published on or after 1 September 2025- keeps the analysis current. The source reaches back to 2014, and requirements from a decade ago describe a market the target user is not applying into. The window costs only 192 in-scope postings.</w:t>
       </w:r>
     </w:p>
-    <w:bookmarkEnd w:id="19"/>
-    <w:bookmarkStart w:id="20" w:name="repairing-the-data"/>
+    <w:bookmarkEnd w:id="41"/>
+    <w:bookmarkStart w:id="42" w:name="repairing-the-data"/>
     <w:p>
       <w:pPr>
         <w:pStyle w:val="Heading2"/>
@@ -1251,8 +1251,8 @@
         <w:t xml:space="preserve">, because the conversion needs an assumption about hours worked that the postings do not supply.</w:t>
       </w:r>
     </w:p>
-    <w:bookmarkEnd w:id="20"/>
-    <w:bookmarkStart w:id="21" w:name="coverage-of-the-final-panel"/>
+    <w:bookmarkEnd w:id="42"/>
+    <w:bookmarkStart w:id="43" w:name="coverage-of-the-final-panel"/>
     <w:p>
       <w:pPr>
         <w:pStyle w:val="Heading2"/>
@@ -1593,9 +1593,9 @@
         </w:tc>
       </w:tr>
     </w:tbl>
-    <w:bookmarkEnd w:id="21"/>
-    <w:bookmarkEnd w:id="22"/>
-    <w:bookmarkStart w:id="42" w:name="market-baseline"/>
+    <w:bookmarkEnd w:id="43"/>
+    <w:bookmarkEnd w:id="44"/>
+    <w:bookmarkStart w:id="64" w:name="market-baseline"/>
     <w:p>
       <w:pPr>
         <w:pStyle w:val="Heading1"/>
@@ -1612,7 +1612,7 @@
         <w:t xml:space="preserve">To further the project and find the basis, a market baseline needed to be established. To that end, basic statistics were investigated on the data. The team determined that narrowing the scope to what could be considered the most relevant aspects would make the project more digestible. Six main areas were identified: role naming, salary, location, work arrangement (remote, hybrid, in-office, etc.), required experience, and the employers.</w:t>
       </w:r>
     </w:p>
-    <w:bookmarkStart w:id="41" w:name="the-results"/>
+    <w:bookmarkStart w:id="63" w:name="the-results"/>
     <w:p>
       <w:pPr>
         <w:pStyle w:val="Heading2"/>
@@ -1663,20 +1663,20 @@
       <w:r>
         <w:drawing>
           <wp:inline>
-            <wp:extent cx="5334000" cy="4558903"/>
+            <wp:extent cx="5486400" cy="4689157"/>
             <wp:effectExtent b="0" l="0" r="0" t="0"/>
-            <wp:docPr descr="" title="" id="24" name="Picture"/>
+            <wp:docPr descr="" title="" id="46" name="Picture"/>
             <a:graphic>
               <a:graphicData uri="http://schemas.openxmlformats.org/drawingml/2006/picture">
                 <pic:pic>
                   <pic:nvPicPr>
-                    <pic:cNvPr descr="figures/fig_volume_by_title.png" id="25" name="Picture"/>
+                    <pic:cNvPr descr="figures/fig_volume_by_title.png" id="47" name="Picture"/>
                     <pic:cNvPicPr>
                       <a:picLocks noChangeArrowheads="1" noChangeAspect="1"/>
                     </pic:cNvPicPr>
                   </pic:nvPicPr>
                   <pic:blipFill>
-                    <a:blip r:embed="rId23"/>
+                    <a:blip r:embed="rId45"/>
                     <a:stretch>
                       <a:fillRect/>
                     </a:stretch>
@@ -1684,7 +1684,7 @@
                   <pic:spPr bwMode="auto">
                     <a:xfrm>
                       <a:off x="0" y="0"/>
-                      <a:ext cx="5334000" cy="4558903"/>
+                      <a:ext cx="5486400" cy="4689157"/>
                     </a:xfrm>
                     <a:prstGeom prst="rect">
                       <a:avLst/>
@@ -1746,20 +1746,20 @@
       <w:r>
         <w:drawing>
           <wp:inline>
-            <wp:extent cx="5334000" cy="2800350"/>
+            <wp:extent cx="5486400" cy="2880360"/>
             <wp:effectExtent b="0" l="0" r="0" t="0"/>
-            <wp:docPr descr="" title="" id="27" name="Picture"/>
+            <wp:docPr descr="" title="" id="49" name="Picture"/>
             <a:graphic>
               <a:graphicData uri="http://schemas.openxmlformats.org/drawingml/2006/picture">
                 <pic:pic>
                   <pic:nvPicPr>
-                    <pic:cNvPr descr="figures/fig_salary_distribution.png" id="28" name="Picture"/>
+                    <pic:cNvPr descr="figures/fig_salary_distribution.png" id="50" name="Picture"/>
                     <pic:cNvPicPr>
                       <a:picLocks noChangeArrowheads="1" noChangeAspect="1"/>
                     </pic:cNvPicPr>
                   </pic:nvPicPr>
                   <pic:blipFill>
-                    <a:blip r:embed="rId26"/>
+                    <a:blip r:embed="rId48"/>
                     <a:stretch>
                       <a:fillRect/>
                     </a:stretch>
@@ -1767,7 +1767,7 @@
                   <pic:spPr bwMode="auto">
                     <a:xfrm>
                       <a:off x="0" y="0"/>
-                      <a:ext cx="5334000" cy="2800350"/>
+                      <a:ext cx="5486400" cy="2880360"/>
                     </a:xfrm>
                     <a:prstGeom prst="rect">
                       <a:avLst/>
@@ -1851,20 +1851,20 @@
       <w:r>
         <w:drawing>
           <wp:inline>
-            <wp:extent cx="5334000" cy="4000500"/>
+            <wp:extent cx="5486400" cy="4114800"/>
             <wp:effectExtent b="0" l="0" r="0" t="0"/>
-            <wp:docPr descr="" title="" id="30" name="Picture"/>
+            <wp:docPr descr="" title="" id="52" name="Picture"/>
             <a:graphic>
               <a:graphicData uri="http://schemas.openxmlformats.org/drawingml/2006/picture">
                 <pic:pic>
                   <pic:nvPicPr>
-                    <pic:cNvPr descr="figures/fig_top_states.png" id="31" name="Picture"/>
+                    <pic:cNvPr descr="figures/fig_top_states.png" id="53" name="Picture"/>
                     <pic:cNvPicPr>
                       <a:picLocks noChangeArrowheads="1" noChangeAspect="1"/>
                     </pic:cNvPicPr>
                   </pic:nvPicPr>
                   <pic:blipFill>
-                    <a:blip r:embed="rId29"/>
+                    <a:blip r:embed="rId51"/>
                     <a:stretch>
                       <a:fillRect/>
                     </a:stretch>
@@ -1872,7 +1872,7 @@
                   <pic:spPr bwMode="auto">
                     <a:xfrm>
                       <a:off x="0" y="0"/>
-                      <a:ext cx="5334000" cy="4000500"/>
+                      <a:ext cx="5486400" cy="4114800"/>
                     </a:xfrm>
                     <a:prstGeom prst="rect">
                       <a:avLst/>
@@ -1928,20 +1928,20 @@
       <w:r>
         <w:drawing>
           <wp:inline>
-            <wp:extent cx="5334000" cy="4000500"/>
+            <wp:extent cx="5486400" cy="4114800"/>
             <wp:effectExtent b="0" l="0" r="0" t="0"/>
-            <wp:docPr descr="" title="" id="33" name="Picture"/>
+            <wp:docPr descr="" title="" id="55" name="Picture"/>
             <a:graphic>
               <a:graphicData uri="http://schemas.openxmlformats.org/drawingml/2006/picture">
                 <pic:pic>
                   <pic:nvPicPr>
-                    <pic:cNvPr descr="figures/fig_top_cities.png" id="34" name="Picture"/>
+                    <pic:cNvPr descr="figures/fig_top_cities.png" id="56" name="Picture"/>
                     <pic:cNvPicPr>
                       <a:picLocks noChangeArrowheads="1" noChangeAspect="1"/>
                     </pic:cNvPicPr>
                   </pic:nvPicPr>
                   <pic:blipFill>
-                    <a:blip r:embed="rId32"/>
+                    <a:blip r:embed="rId54"/>
                     <a:stretch>
                       <a:fillRect/>
                     </a:stretch>
@@ -1949,7 +1949,7 @@
                   <pic:spPr bwMode="auto">
                     <a:xfrm>
                       <a:off x="0" y="0"/>
-                      <a:ext cx="5334000" cy="4000500"/>
+                      <a:ext cx="5486400" cy="4114800"/>
                     </a:xfrm>
                     <a:prstGeom prst="rect">
                       <a:avLst/>
@@ -2023,20 +2023,20 @@
       <w:r>
         <w:drawing>
           <wp:inline>
-            <wp:extent cx="5334000" cy="2316956"/>
+            <wp:extent cx="5486400" cy="2383155"/>
             <wp:effectExtent b="0" l="0" r="0" t="0"/>
-            <wp:docPr descr="" title="" id="36" name="Picture"/>
+            <wp:docPr descr="" title="" id="58" name="Picture"/>
             <a:graphic>
               <a:graphicData uri="http://schemas.openxmlformats.org/drawingml/2006/picture">
                 <pic:pic>
                   <pic:nvPicPr>
-                    <pic:cNvPr descr="figures/fig_remote.png" id="37" name="Picture"/>
+                    <pic:cNvPr descr="figures/fig_remote.png" id="59" name="Picture"/>
                     <pic:cNvPicPr>
                       <a:picLocks noChangeArrowheads="1" noChangeAspect="1"/>
                     </pic:cNvPicPr>
                   </pic:nvPicPr>
                   <pic:blipFill>
-                    <a:blip r:embed="rId35"/>
+                    <a:blip r:embed="rId57"/>
                     <a:stretch>
                       <a:fillRect/>
                     </a:stretch>
@@ -2044,7 +2044,7 @@
                   <pic:spPr bwMode="auto">
                     <a:xfrm>
                       <a:off x="0" y="0"/>
-                      <a:ext cx="5334000" cy="2316956"/>
+                      <a:ext cx="5486400" cy="2383155"/>
                     </a:xfrm>
                     <a:prstGeom prst="rect">
                       <a:avLst/>
@@ -2118,20 +2118,20 @@
       <w:r>
         <w:drawing>
           <wp:inline>
-            <wp:extent cx="5334000" cy="2800350"/>
+            <wp:extent cx="5486400" cy="2880360"/>
             <wp:effectExtent b="0" l="0" r="0" t="0"/>
-            <wp:docPr descr="" title="" id="39" name="Picture"/>
+            <wp:docPr descr="" title="" id="61" name="Picture"/>
             <a:graphic>
               <a:graphicData uri="http://schemas.openxmlformats.org/drawingml/2006/picture">
                 <pic:pic>
                   <pic:nvPicPr>
-                    <pic:cNvPr descr="figures/fig_experience.png" id="40" name="Picture"/>
+                    <pic:cNvPr descr="figures/fig_experience.png" id="62" name="Picture"/>
                     <pic:cNvPicPr>
                       <a:picLocks noChangeArrowheads="1" noChangeAspect="1"/>
                     </pic:cNvPicPr>
                   </pic:nvPicPr>
                   <pic:blipFill>
-                    <a:blip r:embed="rId38"/>
+                    <a:blip r:embed="rId60"/>
                     <a:stretch>
                       <a:fillRect/>
                     </a:stretch>
@@ -2139,7 +2139,7 @@
                   <pic:spPr bwMode="auto">
                     <a:xfrm>
                       <a:off x="0" y="0"/>
-                      <a:ext cx="5334000" cy="2800350"/>
+                      <a:ext cx="5486400" cy="2880360"/>
                     </a:xfrm>
                     <a:prstGeom prst="rect">
                       <a:avLst/>
@@ -2206,9 +2206,9 @@
         <w:t xml:space="preserve">Employers with the most postings, after staffing agencies records were set aside.</w:t>
       </w:r>
     </w:p>
-    <w:bookmarkEnd w:id="41"/>
-    <w:bookmarkEnd w:id="42"/>
-    <w:bookmarkStart w:id="46" w:name="section-3"/>
+    <w:bookmarkEnd w:id="63"/>
+    <w:bookmarkEnd w:id="64"/>
+    <w:bookmarkStart w:id="68" w:name="section-3"/>
     <w:p>
       <w:pPr>
         <w:pStyle w:val="Heading1"/>
@@ -2216,20 +2216,20 @@
       <w:r>
         <w:drawing>
           <wp:inline>
-            <wp:extent cx="5334000" cy="4000500"/>
+            <wp:extent cx="5486400" cy="4114800"/>
             <wp:effectExtent b="0" l="0" r="0" t="0"/>
-            <wp:docPr descr="" title="" id="44" name="Picture"/>
+            <wp:docPr descr="" title="" id="66" name="Picture"/>
             <a:graphic>
               <a:graphicData uri="http://schemas.openxmlformats.org/drawingml/2006/picture">
                 <pic:pic>
                   <pic:nvPicPr>
-                    <pic:cNvPr descr="figures/fig_top_employers.png" id="45" name="Picture"/>
+                    <pic:cNvPr descr="figures/fig_top_employers.png" id="67" name="Picture"/>
                     <pic:cNvPicPr>
                       <a:picLocks noChangeArrowheads="1" noChangeAspect="1"/>
                     </pic:cNvPicPr>
                   </pic:nvPicPr>
                   <pic:blipFill>
-                    <a:blip r:embed="rId43"/>
+                    <a:blip r:embed="rId65"/>
                     <a:stretch>
                       <a:fillRect/>
                     </a:stretch>
@@ -2237,7 +2237,7 @@
                   <pic:spPr bwMode="auto">
                     <a:xfrm>
                       <a:off x="0" y="0"/>
-                      <a:ext cx="5334000" cy="4000500"/>
+                      <a:ext cx="5486400" cy="4114800"/>
                     </a:xfrm>
                     <a:prstGeom prst="rect">
                       <a:avLst/>
@@ -2256,8 +2256,8 @@
         </w:drawing>
       </w:r>
     </w:p>
-    <w:bookmarkEnd w:id="46"/>
-    <w:bookmarkStart w:id="59" w:name="skill-gap-analysis"/>
+    <w:bookmarkEnd w:id="68"/>
+    <w:bookmarkStart w:id="81" w:name="skill-gap-analysis"/>
     <w:p>
       <w:pPr>
         <w:pStyle w:val="Heading1"/>
@@ -2480,20 +2480,20 @@
       <w:r>
         <w:drawing>
           <wp:inline>
-            <wp:extent cx="5334000" cy="2987040"/>
+            <wp:extent cx="5486400" cy="3072384"/>
             <wp:effectExtent b="0" l="0" r="0" t="0"/>
-            <wp:docPr descr="" title="" id="48" name="Picture"/>
+            <wp:docPr descr="" title="" id="70" name="Picture"/>
             <a:graphic>
               <a:graphicData uri="http://schemas.openxmlformats.org/drawingml/2006/picture">
                 <pic:pic>
                   <pic:nvPicPr>
-                    <pic:cNvPr descr="figures/sga_market_demand.png" id="49" name="Picture"/>
+                    <pic:cNvPr descr="figures/sga_market_demand.png" id="71" name="Picture"/>
                     <pic:cNvPicPr>
                       <a:picLocks noChangeArrowheads="1" noChangeAspect="1"/>
                     </pic:cNvPicPr>
                   </pic:nvPicPr>
                   <pic:blipFill>
-                    <a:blip r:embed="rId47"/>
+                    <a:blip r:embed="rId69"/>
                     <a:stretch>
                       <a:fillRect/>
                     </a:stretch>
@@ -2501,7 +2501,7 @@
                   <pic:spPr bwMode="auto">
                     <a:xfrm>
                       <a:off x="0" y="0"/>
-                      <a:ext cx="5334000" cy="2987040"/>
+                      <a:ext cx="5486400" cy="3072384"/>
                     </a:xfrm>
                     <a:prstGeom prst="rect">
                       <a:avLst/>
@@ -2575,20 +2575,20 @@
       <w:r>
         <w:drawing>
           <wp:inline>
-            <wp:extent cx="5334000" cy="2453640"/>
+            <wp:extent cx="5486400" cy="2523744"/>
             <wp:effectExtent b="0" l="0" r="0" t="0"/>
-            <wp:docPr descr="" title="" id="51" name="Picture"/>
+            <wp:docPr descr="" title="" id="73" name="Picture"/>
             <a:graphic>
               <a:graphicData uri="http://schemas.openxmlformats.org/drawingml/2006/picture">
                 <pic:pic>
                   <pic:nvPicPr>
-                    <pic:cNvPr descr="figures/sga_team_matrix.png" id="52" name="Picture"/>
+                    <pic:cNvPr descr="figures/sga_team_matrix.png" id="74" name="Picture"/>
                     <pic:cNvPicPr>
                       <a:picLocks noChangeArrowheads="1" noChangeAspect="1"/>
                     </pic:cNvPicPr>
                   </pic:nvPicPr>
                   <pic:blipFill>
-                    <a:blip r:embed="rId50"/>
+                    <a:blip r:embed="rId72"/>
                     <a:stretch>
                       <a:fillRect/>
                     </a:stretch>
@@ -2596,7 +2596,7 @@
                   <pic:spPr bwMode="auto">
                     <a:xfrm>
                       <a:off x="0" y="0"/>
-                      <a:ext cx="5334000" cy="2453640"/>
+                      <a:ext cx="5486400" cy="2523744"/>
                     </a:xfrm>
                     <a:prstGeom prst="rect">
                       <a:avLst/>
@@ -2652,20 +2652,20 @@
       <w:r>
         <w:drawing>
           <wp:inline>
-            <wp:extent cx="5334000" cy="2453640"/>
+            <wp:extent cx="5486400" cy="2523744"/>
             <wp:effectExtent b="0" l="0" r="0" t="0"/>
-            <wp:docPr descr="" title="" id="54" name="Picture"/>
+            <wp:docPr descr="" title="" id="76" name="Picture"/>
             <a:graphic>
               <a:graphicData uri="http://schemas.openxmlformats.org/drawingml/2006/picture">
                 <pic:pic>
                   <pic:nvPicPr>
-                    <pic:cNvPr descr="figures/sga_gap_matrix.png" id="55" name="Picture"/>
+                    <pic:cNvPr descr="figures/sga_gap_matrix.png" id="77" name="Picture"/>
                     <pic:cNvPicPr>
                       <a:picLocks noChangeArrowheads="1" noChangeAspect="1"/>
                     </pic:cNvPicPr>
                   </pic:nvPicPr>
                   <pic:blipFill>
-                    <a:blip r:embed="rId53"/>
+                    <a:blip r:embed="rId75"/>
                     <a:stretch>
                       <a:fillRect/>
                     </a:stretch>
@@ -2673,7 +2673,7 @@
                   <pic:spPr bwMode="auto">
                     <a:xfrm>
                       <a:off x="0" y="0"/>
-                      <a:ext cx="5334000" cy="2453640"/>
+                      <a:ext cx="5486400" cy="2523744"/>
                     </a:xfrm>
                     <a:prstGeom prst="rect">
                       <a:avLst/>
@@ -2729,20 +2729,20 @@
       <w:r>
         <w:drawing>
           <wp:inline>
-            <wp:extent cx="5334000" cy="2987040"/>
+            <wp:extent cx="5486400" cy="3072384"/>
             <wp:effectExtent b="0" l="0" r="0" t="0"/>
-            <wp:docPr descr="" title="" id="57" name="Picture"/>
+            <wp:docPr descr="" title="" id="79" name="Picture"/>
             <a:graphic>
               <a:graphicData uri="http://schemas.openxmlformats.org/drawingml/2006/picture">
                 <pic:pic>
                   <pic:nvPicPr>
-                    <pic:cNvPr descr="figures/sga_team_vs_market.png" id="58" name="Picture"/>
+                    <pic:cNvPr descr="figures/sga_team_vs_market.png" id="80" name="Picture"/>
                     <pic:cNvPicPr>
                       <a:picLocks noChangeArrowheads="1" noChangeAspect="1"/>
                     </pic:cNvPicPr>
                   </pic:nvPicPr>
                   <pic:blipFill>
-                    <a:blip r:embed="rId56"/>
+                    <a:blip r:embed="rId78"/>
                     <a:stretch>
                       <a:fillRect/>
                     </a:stretch>
@@ -2750,7 +2750,7 @@
                   <pic:spPr bwMode="auto">
                     <a:xfrm>
                       <a:off x="0" y="0"/>
-                      <a:ext cx="5334000" cy="2987040"/>
+                      <a:ext cx="5486400" cy="3072384"/>
                     </a:xfrm>
                     <a:prstGeom prst="rect">
                       <a:avLst/>
@@ -2805,15 +2805,15 @@
         <w:t xml:space="preserve">This test group of three overall did not reach the market expectation for Financial Domain. The group is 1 or 2 levels below in the skill department. SQL is another major skill requiring attention. One thing to mention is that financial domain is a very broad skill area because it covers topics like accounting, financial analysis, and services. A way for the group to help close those skill gaps is to do online courses using platforms such as Coursera or Udemy. Youtube or online projects related to these topics will aid in closing these gaps. Another way is to have a member in the group who is strong in this specific skill aid or teach us. For example, someone who is proficient in SQL can guide the others through a SQLO exercise.</w:t>
       </w:r>
     </w:p>
-    <w:bookmarkEnd w:id="59"/>
-    <w:bookmarkStart w:id="60" w:name="section-4"/>
+    <w:bookmarkEnd w:id="81"/>
+    <w:bookmarkStart w:id="82" w:name="section-4"/>
     <w:p>
       <w:pPr>
         <w:pStyle w:val="Heading1"/>
       </w:pPr>
     </w:p>
-    <w:bookmarkEnd w:id="60"/>
-    <w:bookmarkStart w:id="71" w:name="final-analytics"/>
+    <w:bookmarkEnd w:id="82"/>
+    <w:bookmarkStart w:id="93" w:name="final-analytics"/>
     <w:p>
       <w:pPr>
         <w:pStyle w:val="Heading1"/>
@@ -2822,7 +2822,7 @@
         <w:t xml:space="preserve">Final Analytics</w:t>
       </w:r>
     </w:p>
-    <w:bookmarkStart w:id="61" w:name="what-was-modeled"/>
+    <w:bookmarkStart w:id="83" w:name="what-was-modeled"/>
     <w:p>
       <w:pPr>
         <w:pStyle w:val="Heading2"/>
@@ -2888,8 +2888,8 @@
         <w:t xml:space="preserve">Logistic classification of entry level- a stated requirement of two years or less-was made against advanced. The split is 542 against 1,160, so the model is fitted with balanced class weights.</w:t>
       </w:r>
     </w:p>
-    <w:bookmarkEnd w:id="61"/>
-    <w:bookmarkStart w:id="62" w:name="why-it-matters"/>
+    <w:bookmarkEnd w:id="83"/>
+    <w:bookmarkStart w:id="84" w:name="why-it-matters"/>
     <w:p>
       <w:pPr>
         <w:pStyle w:val="Heading2"/>
@@ -2906,8 +2906,8 @@
         <w:t xml:space="preserve">A candidate or job seeker choosing what to learn is making an investment decision, and a candidate or job seeker choosing where to apply is spending limited attention. The first model says which skills sit in better-paid postings; the second says which postings are realistically open to someone without years of experience.</w:t>
       </w:r>
     </w:p>
-    <w:bookmarkEnd w:id="62"/>
-    <w:bookmarkStart w:id="69" w:name="variables-and-evaluation"/>
+    <w:bookmarkEnd w:id="84"/>
+    <w:bookmarkStart w:id="91" w:name="variables-and-evaluation"/>
     <w:p>
       <w:pPr>
         <w:pStyle w:val="Heading2"/>
@@ -3570,20 +3570,20 @@
       <w:r>
         <w:drawing>
           <wp:inline>
-            <wp:extent cx="5334000" cy="5020235"/>
+            <wp:extent cx="5486400" cy="5163670"/>
             <wp:effectExtent b="0" l="0" r="0" t="0"/>
-            <wp:docPr descr="" title="" id="64" name="Picture"/>
+            <wp:docPr descr="" title="" id="86" name="Picture"/>
             <a:graphic>
               <a:graphicData uri="http://schemas.openxmlformats.org/drawingml/2006/picture">
                 <pic:pic>
                   <pic:nvPicPr>
-                    <pic:cNvPr descr="figures/fig_salary_coefficients.png" id="65" name="Picture"/>
+                    <pic:cNvPr descr="figures/fig_salary_coefficients.png" id="87" name="Picture"/>
                     <pic:cNvPicPr>
                       <a:picLocks noChangeArrowheads="1" noChangeAspect="1"/>
                     </pic:cNvPicPr>
                   </pic:nvPicPr>
                   <pic:blipFill>
-                    <a:blip r:embed="rId63"/>
+                    <a:blip r:embed="rId85"/>
                     <a:stretch>
                       <a:fillRect/>
                     </a:stretch>
@@ -3591,7 +3591,7 @@
                   <pic:spPr bwMode="auto">
                     <a:xfrm>
                       <a:off x="0" y="0"/>
-                      <a:ext cx="5334000" cy="5020235"/>
+                      <a:ext cx="5486400" cy="5163670"/>
                     </a:xfrm>
                     <a:prstGeom prst="rect">
                       <a:avLst/>
@@ -3647,20 +3647,20 @@
       <w:r>
         <w:drawing>
           <wp:inline>
-            <wp:extent cx="5334000" cy="4461163"/>
+            <wp:extent cx="5486400" cy="4588625"/>
             <wp:effectExtent b="0" l="0" r="0" t="0"/>
-            <wp:docPr descr="" title="" id="67" name="Picture"/>
+            <wp:docPr descr="" title="" id="89" name="Picture"/>
             <a:graphic>
               <a:graphicData uri="http://schemas.openxmlformats.org/drawingml/2006/picture">
                 <pic:pic>
                   <pic:nvPicPr>
-                    <pic:cNvPr descr="figures/fig_seniority_confusion.png" id="68" name="Picture"/>
+                    <pic:cNvPr descr="figures/fig_seniority_confusion.png" id="90" name="Picture"/>
                     <pic:cNvPicPr>
                       <a:picLocks noChangeArrowheads="1" noChangeAspect="1"/>
                     </pic:cNvPicPr>
                   </pic:nvPicPr>
                   <pic:blipFill>
-                    <a:blip r:embed="rId66"/>
+                    <a:blip r:embed="rId88"/>
                     <a:stretch>
                       <a:fillRect/>
                     </a:stretch>
@@ -3668,7 +3668,7 @@
                   <pic:spPr bwMode="auto">
                     <a:xfrm>
                       <a:off x="0" y="0"/>
-                      <a:ext cx="5334000" cy="4461163"/>
+                      <a:ext cx="5486400" cy="4588625"/>
                     </a:xfrm>
                     <a:prstGeom prst="rect">
                       <a:avLst/>
@@ -3705,8 +3705,8 @@
         <w:t xml:space="preserve">}</w:t>
       </w:r>
     </w:p>
-    <w:bookmarkEnd w:id="69"/>
-    <w:bookmarkStart w:id="70" w:name="impact-in-practical-career-terms"/>
+    <w:bookmarkEnd w:id="91"/>
+    <w:bookmarkStart w:id="92" w:name="impact-in-practical-career-terms"/>
     <w:p>
       <w:pPr>
         <w:pStyle w:val="Heading2"/>
@@ -3863,9 +3863,9 @@
         <w:t xml:space="preserve">Against a base rate of 68% advanced, only a few skills sit meaningfully below it. Postings announce seniority clearly; they do not announce accessibility.</w:t>
       </w:r>
     </w:p>
-    <w:bookmarkEnd w:id="70"/>
-    <w:bookmarkEnd w:id="71"/>
-    <w:bookmarkStart w:id="72" w:name="recommendations"/>
+    <w:bookmarkEnd w:id="92"/>
+    <w:bookmarkEnd w:id="93"/>
+    <w:bookmarkStart w:id="94" w:name="recommendations"/>
     <w:p>
       <w:pPr>
         <w:pStyle w:val="Heading1"/>
@@ -4008,8 +4008,8 @@
         <w:t xml:space="preserve">Location combined with work arrangement is important to consider. Including hybrid and remote as well as jobs with unknown arrangement listings broadens the search results beyond just a location. Four in five postings that record an arrangement are remote or hybrid, which widens the options well beyond residence location.</w:t>
       </w:r>
     </w:p>
-    <w:bookmarkEnd w:id="72"/>
-    <w:bookmarkStart w:id="73" w:name="limitations"/>
+    <w:bookmarkEnd w:id="94"/>
+    <w:bookmarkStart w:id="95" w:name="limitations"/>
     <w:p>
       <w:pPr>
         <w:pStyle w:val="Heading1"/>
@@ -4152,8 +4152,8 @@
         <w:t xml:space="preserve">The job market requirements change very frequently, so what may be required this year may not be required next year. Applicants and job seekers can prepare ahead of time for a desired position, but if the position changes the required or preferred skills, it can cost a lot of time and money that may not pay off.</w:t>
       </w:r>
     </w:p>
-    <w:bookmarkEnd w:id="73"/>
-    <w:bookmarkStart w:id="74" w:name="team-contributions"/>
+    <w:bookmarkEnd w:id="95"/>
+    <w:bookmarkStart w:id="96" w:name="team-contributions"/>
     <w:p>
       <w:pPr>
         <w:pStyle w:val="Heading1"/>
@@ -4289,8 +4289,8 @@
         </w:tc>
       </w:tr>
     </w:tbl>
-    <w:bookmarkEnd w:id="74"/>
-    <w:bookmarkStart w:id="75" w:name="product-and-repository"/>
+    <w:bookmarkEnd w:id="96"/>
+    <w:bookmarkStart w:id="97" w:name="product-and-repository"/>
     <w:p>
       <w:pPr>
         <w:pStyle w:val="Heading1"/>
@@ -4315,11 +4315,15 @@
         <w:t xml:space="preserve">Repository: https://github.com/fuadbbv/ad688-career-evaluation-group1</w:t>
       </w:r>
     </w:p>
-    <w:bookmarkEnd w:id="75"/>
+    <w:bookmarkEnd w:id="97"/>
     <w:sectPr>
-      <w:footnotePr>
-        <w:numRestart w:val="eachSect"/>
-      </w:footnotePr>
+      <w:headerReference r:id="rId20" w:type="default"/>
+      <w:footerReference r:id="rId21" w:type="default"/>
+      <w:footerReference r:id="rId22" w:type="first"/>
+      <w:pgSz w:h="15840" w:orient="portrait" w:w="12240"/>
+      <w:pgMar w:bottom="1440" w:footer="360" w:header="360" w:left="1440" w:right="1440" w:top="1440"/>
+      <w:pgNumType w:start="0"/>
+      <w:titlePg w:val="1"/>
     </w:sectPr>
   </w:body>
 </w:document>
@@ -4329,6 +4333,49 @@
 <w:comments xmlns:w="http://schemas.openxmlformats.org/wordprocessingml/2006/main" xmlns:m="http://schemas.openxmlformats.org/officeDocument/2006/math" xmlns:r="http://schemas.openxmlformats.org/officeDocument/2006/relationships" xmlns:o="urn:schemas-microsoft-com:office:office" xmlns:v="urn:schemas-microsoft-com:vml" xmlns:w10="urn:schemas-microsoft-com:office:word" xmlns:a="http://schemas.openxmlformats.org/drawingml/2006/main" xmlns:pic="http://schemas.openxmlformats.org/drawingml/2006/picture" xmlns:wp="http://schemas.openxmlformats.org/drawingml/2006/wordprocessingDrawing"/>
 </file>
 
+<file path=word/footer1.xml><?xml version="1.0" encoding="utf-8"?>
+<w:ftr xmlns:mc="http://schemas.openxmlformats.org/markup-compatibility/2006" xmlns:o="urn:schemas-microsoft-com:office:office" xmlns:r="http://schemas.openxmlformats.org/officeDocument/2006/relationships" xmlns:m="http://schemas.openxmlformats.org/officeDocument/2006/math" xmlns:v="urn:schemas-microsoft-com:vml" xmlns:wp="http://schemas.openxmlformats.org/drawingml/2006/wordprocessingDrawing" xmlns:w10="urn:schemas-microsoft-com:office:word" xmlns:w="http://schemas.openxmlformats.org/wordprocessingml/2006/main" xmlns:wne="http://schemas.microsoft.com/office/word/2006/wordml" xmlns:sl="http://schemas.openxmlformats.org/schemaLibrary/2006/main" xmlns:a="http://schemas.openxmlformats.org/drawingml/2006/main" xmlns:pic="http://schemas.openxmlformats.org/drawingml/2006/picture" xmlns:c="http://schemas.openxmlformats.org/drawingml/2006/chart" xmlns:lc="http://schemas.openxmlformats.org/drawingml/2006/lockedCanvas" xmlns:dgm="http://schemas.openxmlformats.org/drawingml/2006/diagram" xmlns:wps="http://schemas.microsoft.com/office/word/2010/wordprocessingShape" xmlns:wpg="http://schemas.microsoft.com/office/word/2010/wordprocessingGroup" xmlns:w14="http://schemas.microsoft.com/office/word/2010/wordml" xmlns:w15="http://schemas.microsoft.com/office/word/2012/wordml" xmlns:w16="http://schemas.microsoft.com/office/word/2018/wordml" xmlns:w16cex="http://schemas.microsoft.com/office/word/2018/wordml/cex" xmlns:w16cid="http://schemas.microsoft.com/office/word/2016/wordml/cid" xmlns="http://schemas.microsoft.com/office/tasks/2019/documenttasks" xmlns:cr="http://schemas.microsoft.com/office/comments/2020/reactions">
+  <w:p>
+    <w:pPr>
+      <w:jc w:val="right"/>
+      <w:rPr>
+        <w:rFonts w:ascii="Times New Roman" w:cs="Times New Roman" w:eastAsia="Times New Roman" w:hAnsi="Times New Roman"/>
+      </w:rPr>
+    </w:pPr>
+    <w:r>
+      <w:rPr>
+        <w:rFonts w:ascii="Times New Roman" w:cs="Times New Roman" w:eastAsia="Times New Roman" w:hAnsi="Times New Roman"/>
+      </w:rPr>
+      <w:fldChar w:fldCharType="begin"/>
+      <w:instrText xml:space="preserve">PAGE</w:instrText>
+      <w:fldChar w:fldCharType="separate"/>
+      <w:fldChar w:fldCharType="end"/>
+    </w:r>
+    <w:r>
+      <w:rPr>
+        <w:rtl w:val="0"/>
+      </w:rPr>
+    </w:r>
+  </w:p>
+</w:ftr>
+</file>
+
+<file path=word/footer2.xml><?xml version="1.0" encoding="utf-8"?>
+<w:ftr xmlns:mc="http://schemas.openxmlformats.org/markup-compatibility/2006" xmlns:o="urn:schemas-microsoft-com:office:office" xmlns:r="http://schemas.openxmlformats.org/officeDocument/2006/relationships" xmlns:m="http://schemas.openxmlformats.org/officeDocument/2006/math" xmlns:v="urn:schemas-microsoft-com:vml" xmlns:wp="http://schemas.openxmlformats.org/drawingml/2006/wordprocessingDrawing" xmlns:w10="urn:schemas-microsoft-com:office:word" xmlns:w="http://schemas.openxmlformats.org/wordprocessingml/2006/main" xmlns:wne="http://schemas.microsoft.com/office/word/2006/wordml" xmlns:sl="http://schemas.openxmlformats.org/schemaLibrary/2006/main" xmlns:a="http://schemas.openxmlformats.org/drawingml/2006/main" xmlns:pic="http://schemas.openxmlformats.org/drawingml/2006/picture" xmlns:c="http://schemas.openxmlformats.org/drawingml/2006/chart" xmlns:lc="http://schemas.openxmlformats.org/drawingml/2006/lockedCanvas" xmlns:dgm="http://schemas.openxmlformats.org/drawingml/2006/diagram" xmlns:wps="http://schemas.microsoft.com/office/word/2010/wordprocessingShape" xmlns:wpg="http://schemas.microsoft.com/office/word/2010/wordprocessingGroup" xmlns:w14="http://schemas.microsoft.com/office/word/2010/wordml" xmlns:w15="http://schemas.microsoft.com/office/word/2012/wordml" xmlns:w16="http://schemas.microsoft.com/office/word/2018/wordml" xmlns:w16cex="http://schemas.microsoft.com/office/word/2018/wordml/cex" xmlns:w16cid="http://schemas.microsoft.com/office/word/2016/wordml/cid" xmlns="http://schemas.microsoft.com/office/tasks/2019/documenttasks" xmlns:cr="http://schemas.microsoft.com/office/comments/2020/reactions">
+  <w:p>
+    <w:pPr>
+      <w:jc w:val="right"/>
+      <w:rPr/>
+    </w:pPr>
+    <w:r>
+      <w:rPr>
+        <w:rtl w:val="0"/>
+      </w:rPr>
+    </w:r>
+  </w:p>
+</w:ftr>
+</file>
+
 <file path=word/footnotes.xml><?xml version="1.0" encoding="utf-8"?>
 <w:footnotes xmlns:w="http://schemas.openxmlformats.org/wordprocessingml/2006/main" xmlns:m="http://schemas.openxmlformats.org/officeDocument/2006/math" xmlns:r="http://schemas.openxmlformats.org/officeDocument/2006/relationships" xmlns:o="urn:schemas-microsoft-com:office:office" xmlns:v="urn:schemas-microsoft-com:vml" xmlns:w10="urn:schemas-microsoft-com:office:word" xmlns:a="http://schemas.openxmlformats.org/drawingml/2006/main" xmlns:pic="http://schemas.openxmlformats.org/drawingml/2006/picture" xmlns:wp="http://schemas.openxmlformats.org/drawingml/2006/wordprocessingDrawing">
   <w:footnote w:type="continuationSeparator" w:id="0">
@@ -4348,8 +4395,634 @@
 </w:footnotes>
 </file>
 
+<file path=word/header1.xml><?xml version="1.0" encoding="utf-8"?>
+<w:hdr xmlns:mc="http://schemas.openxmlformats.org/markup-compatibility/2006" xmlns:o="urn:schemas-microsoft-com:office:office" xmlns:r="http://schemas.openxmlformats.org/officeDocument/2006/relationships" xmlns:m="http://schemas.openxmlformats.org/officeDocument/2006/math" xmlns:v="urn:schemas-microsoft-com:vml" xmlns:wp="http://schemas.openxmlformats.org/drawingml/2006/wordprocessingDrawing" xmlns:w10="urn:schemas-microsoft-com:office:word" xmlns:w="http://schemas.openxmlformats.org/wordprocessingml/2006/main" xmlns:wne="http://schemas.microsoft.com/office/word/2006/wordml" xmlns:sl="http://schemas.openxmlformats.org/schemaLibrary/2006/main" xmlns:a="http://schemas.openxmlformats.org/drawingml/2006/main" xmlns:pic="http://schemas.openxmlformats.org/drawingml/2006/picture" xmlns:c="http://schemas.openxmlformats.org/drawingml/2006/chart" xmlns:lc="http://schemas.openxmlformats.org/drawingml/2006/lockedCanvas" xmlns:dgm="http://schemas.openxmlformats.org/drawingml/2006/diagram" xmlns:wps="http://schemas.microsoft.com/office/word/2010/wordprocessingShape" xmlns:wpg="http://schemas.microsoft.com/office/word/2010/wordprocessingGroup" xmlns:w14="http://schemas.microsoft.com/office/word/2010/wordml" xmlns:w15="http://schemas.microsoft.com/office/word/2012/wordml" xmlns:w16="http://schemas.microsoft.com/office/word/2018/wordml" xmlns:w16cex="http://schemas.microsoft.com/office/word/2018/wordml/cex" xmlns:w16cid="http://schemas.microsoft.com/office/word/2016/wordml/cid" xmlns="http://schemas.microsoft.com/office/tasks/2019/documenttasks" xmlns:cr="http://schemas.microsoft.com/office/comments/2020/reactions">
+  <w:p>
+    <w:pPr>
+      <w:pStyle w:val="Subtitle"/>
+      <w:spacing w:line="360" w:lineRule="auto"/>
+      <w:jc w:val="right"/>
+      <w:rPr>
+        <w:b w:val="0"/>
+        <w:bCs w:val="0"/>
+        <w:color w:val="434343"/>
+        <w:sz w:val="22"/>
+        <w:szCs w:val="22"/>
+      </w:rPr>
+    </w:pPr>
+    <w:bookmarkStart w:colFirst="0" w:colLast="0" w:name="_heading=h.662njfqwht0b" w:id="22"/>
+    <w:bookmarkEnd w:id="22"/>
+    <w:r>
+      <w:rPr>
+        <w:rFonts w:ascii="Times New Roman" w:cs="Times New Roman" w:eastAsia="Times New Roman" w:hAnsi="Times New Roman"/>
+        <w:b w:val="0"/>
+        <w:bCs w:val="0"/>
+        <w:color w:val="434343"/>
+        <w:sz w:val="22"/>
+        <w:szCs w:val="22"/>
+        <w:rtl w:val="0"/>
+      </w:rPr>
+      <w:t xml:space="preserve">Career Evaluation Product: NAICS 523</w:t>
+    </w:r>
+    <w:r>
+      <w:rPr>
+        <w:rtl w:val="0"/>
+      </w:rPr>
+    </w:r>
+  </w:p>
+</w:hdr>
+</file>
+
 <file path=word/numbering.xml><?xml version="1.0" encoding="utf-8"?>
-<w:numbering xmlns:w="http://schemas.openxmlformats.org/wordprocessingml/2006/main">
+<w:numbering xmlns="http://schemas.microsoft.com/office/tasks/2019/documenttasks" xmlns:a="http://schemas.openxmlformats.org/drawingml/2006/main" xmlns:c="http://schemas.openxmlformats.org/drawingml/2006/chart" xmlns:cr="http://schemas.microsoft.com/office/comments/2020/reactions" xmlns:dgm="http://schemas.openxmlformats.org/drawingml/2006/diagram" xmlns:lc="http://schemas.openxmlformats.org/drawingml/2006/lockedCanvas" xmlns:m="http://schemas.openxmlformats.org/officeDocument/2006/math" xmlns:mc="http://schemas.openxmlformats.org/markup-compatibility/2006" xmlns:o="urn:schemas-microsoft-com:office:office" xmlns:pic="http://schemas.openxmlformats.org/drawingml/2006/picture" xmlns:r="http://schemas.openxmlformats.org/officeDocument/2006/relationships" xmlns:sl="http://schemas.openxmlformats.org/schemaLibrary/2006/main" xmlns:v="urn:schemas-microsoft-com:vml" xmlns:w="http://schemas.openxmlformats.org/wordprocessingml/2006/main" xmlns:w10="urn:schemas-microsoft-com:office:word" xmlns:w14="http://schemas.microsoft.com/office/word/2010/wordml" xmlns:w15="http://schemas.microsoft.com/office/word/2012/wordml" xmlns:w16="http://schemas.microsoft.com/office/word/2018/wordml" xmlns:w16cex="http://schemas.microsoft.com/office/word/2018/wordml/cex" xmlns:w16cid="http://schemas.microsoft.com/office/word/2016/wordml/cid" xmlns:wne="http://schemas.microsoft.com/office/word/2006/wordml" xmlns:wp="http://schemas.openxmlformats.org/drawingml/2006/wordprocessingDrawing" xmlns:wpg="http://schemas.microsoft.com/office/word/2010/wordprocessingGroup" xmlns:wps="http://schemas.microsoft.com/office/word/2010/wordprocessingShape">
+  <w:abstractNum w:abstractNumId="1">
+    <w:lvl w:ilvl="0">
+      <w:start w:val="1"/>
+      <w:numFmt w:val="bullet"/>
+      <w:lvlText w:val="●"/>
+      <w:lvlJc w:val="left"/>
+      <w:pPr>
+        <w:ind w:hanging="360" w:left="720"/>
+      </w:pPr>
+      <w:rPr>
+        <w:u w:val="none"/>
+      </w:rPr>
+    </w:lvl>
+    <w:lvl w:ilvl="1">
+      <w:start w:val="1"/>
+      <w:numFmt w:val="bullet"/>
+      <w:lvlText w:val="○"/>
+      <w:lvlJc w:val="left"/>
+      <w:pPr>
+        <w:ind w:hanging="360" w:left="1440"/>
+      </w:pPr>
+      <w:rPr>
+        <w:u w:val="none"/>
+      </w:rPr>
+    </w:lvl>
+    <w:lvl w:ilvl="2">
+      <w:start w:val="1"/>
+      <w:numFmt w:val="bullet"/>
+      <w:lvlText w:val="■"/>
+      <w:lvlJc w:val="left"/>
+      <w:pPr>
+        <w:ind w:hanging="360" w:left="2160"/>
+      </w:pPr>
+      <w:rPr>
+        <w:u w:val="none"/>
+      </w:rPr>
+    </w:lvl>
+    <w:lvl w:ilvl="3">
+      <w:start w:val="1"/>
+      <w:numFmt w:val="bullet"/>
+      <w:lvlText w:val="●"/>
+      <w:lvlJc w:val="left"/>
+      <w:pPr>
+        <w:ind w:hanging="360" w:left="2880"/>
+      </w:pPr>
+      <w:rPr>
+        <w:u w:val="none"/>
+      </w:rPr>
+    </w:lvl>
+    <w:lvl w:ilvl="4">
+      <w:start w:val="1"/>
+      <w:numFmt w:val="bullet"/>
+      <w:lvlText w:val="○"/>
+      <w:lvlJc w:val="left"/>
+      <w:pPr>
+        <w:ind w:hanging="360" w:left="3600"/>
+      </w:pPr>
+      <w:rPr>
+        <w:u w:val="none"/>
+      </w:rPr>
+    </w:lvl>
+    <w:lvl w:ilvl="5">
+      <w:start w:val="1"/>
+      <w:numFmt w:val="bullet"/>
+      <w:lvlText w:val="■"/>
+      <w:lvlJc w:val="left"/>
+      <w:pPr>
+        <w:ind w:hanging="360" w:left="4320"/>
+      </w:pPr>
+      <w:rPr>
+        <w:u w:val="none"/>
+      </w:rPr>
+    </w:lvl>
+    <w:lvl w:ilvl="6">
+      <w:start w:val="1"/>
+      <w:numFmt w:val="bullet"/>
+      <w:lvlText w:val="●"/>
+      <w:lvlJc w:val="left"/>
+      <w:pPr>
+        <w:ind w:hanging="360" w:left="5040"/>
+      </w:pPr>
+      <w:rPr>
+        <w:u w:val="none"/>
+      </w:rPr>
+    </w:lvl>
+    <w:lvl w:ilvl="7">
+      <w:start w:val="1"/>
+      <w:numFmt w:val="bullet"/>
+      <w:lvlText w:val="○"/>
+      <w:lvlJc w:val="left"/>
+      <w:pPr>
+        <w:ind w:hanging="360" w:left="5760"/>
+      </w:pPr>
+      <w:rPr>
+        <w:u w:val="none"/>
+      </w:rPr>
+    </w:lvl>
+    <w:lvl w:ilvl="8">
+      <w:start w:val="1"/>
+      <w:numFmt w:val="bullet"/>
+      <w:lvlText w:val="■"/>
+      <w:lvlJc w:val="left"/>
+      <w:pPr>
+        <w:ind w:hanging="360" w:left="6480"/>
+      </w:pPr>
+      <w:rPr>
+        <w:u w:val="none"/>
+      </w:rPr>
+    </w:lvl>
+  </w:abstractNum>
+  <w:abstractNum w:abstractNumId="2">
+    <w:lvl w:ilvl="0">
+      <w:start w:val="1"/>
+      <w:numFmt w:val="decimal"/>
+      <w:lvlText w:val="%1."/>
+      <w:lvlJc w:val="left"/>
+      <w:pPr>
+        <w:ind w:hanging="360" w:left="720"/>
+      </w:pPr>
+      <w:rPr>
+        <w:u w:val="none"/>
+      </w:rPr>
+    </w:lvl>
+    <w:lvl w:ilvl="1">
+      <w:start w:val="1"/>
+      <w:numFmt w:val="lowerLetter"/>
+      <w:lvlText w:val="%2."/>
+      <w:lvlJc w:val="left"/>
+      <w:pPr>
+        <w:ind w:hanging="360" w:left="1440"/>
+      </w:pPr>
+      <w:rPr>
+        <w:u w:val="none"/>
+      </w:rPr>
+    </w:lvl>
+    <w:lvl w:ilvl="2">
+      <w:start w:val="1"/>
+      <w:numFmt w:val="lowerRoman"/>
+      <w:lvlText w:val="%3."/>
+      <w:lvlJc w:val="right"/>
+      <w:pPr>
+        <w:ind w:hanging="360" w:left="2160"/>
+      </w:pPr>
+      <w:rPr>
+        <w:u w:val="none"/>
+      </w:rPr>
+    </w:lvl>
+    <w:lvl w:ilvl="3">
+      <w:start w:val="1"/>
+      <w:numFmt w:val="decimal"/>
+      <w:lvlText w:val="%4."/>
+      <w:lvlJc w:val="left"/>
+      <w:pPr>
+        <w:ind w:hanging="360" w:left="2880"/>
+      </w:pPr>
+      <w:rPr>
+        <w:u w:val="none"/>
+      </w:rPr>
+    </w:lvl>
+    <w:lvl w:ilvl="4">
+      <w:start w:val="1"/>
+      <w:numFmt w:val="lowerLetter"/>
+      <w:lvlText w:val="%5."/>
+      <w:lvlJc w:val="left"/>
+      <w:pPr>
+        <w:ind w:hanging="360" w:left="3600"/>
+      </w:pPr>
+      <w:rPr>
+        <w:u w:val="none"/>
+      </w:rPr>
+    </w:lvl>
+    <w:lvl w:ilvl="5">
+      <w:start w:val="1"/>
+      <w:numFmt w:val="lowerRoman"/>
+      <w:lvlText w:val="%6."/>
+      <w:lvlJc w:val="right"/>
+      <w:pPr>
+        <w:ind w:hanging="360" w:left="4320"/>
+      </w:pPr>
+      <w:rPr>
+        <w:u w:val="none"/>
+      </w:rPr>
+    </w:lvl>
+    <w:lvl w:ilvl="6">
+      <w:start w:val="1"/>
+      <w:numFmt w:val="decimal"/>
+      <w:lvlText w:val="%7."/>
+      <w:lvlJc w:val="left"/>
+      <w:pPr>
+        <w:ind w:hanging="360" w:left="5040"/>
+      </w:pPr>
+      <w:rPr>
+        <w:u w:val="none"/>
+      </w:rPr>
+    </w:lvl>
+    <w:lvl w:ilvl="7">
+      <w:start w:val="1"/>
+      <w:numFmt w:val="lowerLetter"/>
+      <w:lvlText w:val="%8."/>
+      <w:lvlJc w:val="left"/>
+      <w:pPr>
+        <w:ind w:hanging="360" w:left="5760"/>
+      </w:pPr>
+      <w:rPr>
+        <w:u w:val="none"/>
+      </w:rPr>
+    </w:lvl>
+    <w:lvl w:ilvl="8">
+      <w:start w:val="1"/>
+      <w:numFmt w:val="lowerRoman"/>
+      <w:lvlText w:val="%9."/>
+      <w:lvlJc w:val="right"/>
+      <w:pPr>
+        <w:ind w:hanging="360" w:left="6480"/>
+      </w:pPr>
+      <w:rPr>
+        <w:u w:val="none"/>
+      </w:rPr>
+    </w:lvl>
+  </w:abstractNum>
+  <w:abstractNum w:abstractNumId="3">
+    <w:lvl w:ilvl="0">
+      <w:start w:val="0"/>
+      <w:numFmt w:val="bullet"/>
+      <w:lvlText w:val="•"/>
+      <w:lvlJc w:val="left"/>
+      <w:pPr>
+        <w:ind w:hanging="480" w:left="720"/>
+      </w:pPr>
+      <w:rPr/>
+    </w:lvl>
+    <w:lvl w:ilvl="1">
+      <w:start w:val="0"/>
+      <w:numFmt w:val="bullet"/>
+      <w:lvlText w:val="–"/>
+      <w:lvlJc w:val="left"/>
+      <w:pPr>
+        <w:ind w:hanging="480" w:left="1440"/>
+      </w:pPr>
+      <w:rPr/>
+    </w:lvl>
+    <w:lvl w:ilvl="2">
+      <w:start w:val="0"/>
+      <w:numFmt w:val="bullet"/>
+      <w:lvlText w:val="•"/>
+      <w:lvlJc w:val="left"/>
+      <w:pPr>
+        <w:ind w:hanging="480" w:left="2160"/>
+      </w:pPr>
+      <w:rPr/>
+    </w:lvl>
+    <w:lvl w:ilvl="3">
+      <w:start w:val="0"/>
+      <w:numFmt w:val="bullet"/>
+      <w:lvlText w:val="–"/>
+      <w:lvlJc w:val="left"/>
+      <w:pPr>
+        <w:ind w:hanging="480" w:left="2880"/>
+      </w:pPr>
+      <w:rPr/>
+    </w:lvl>
+    <w:lvl w:ilvl="4">
+      <w:start w:val="0"/>
+      <w:numFmt w:val="bullet"/>
+      <w:lvlText w:val="•"/>
+      <w:lvlJc w:val="left"/>
+      <w:pPr>
+        <w:ind w:hanging="480" w:left="3600"/>
+      </w:pPr>
+      <w:rPr/>
+    </w:lvl>
+    <w:lvl w:ilvl="5">
+      <w:start w:val="0"/>
+      <w:numFmt w:val="bullet"/>
+      <w:lvlText w:val="–"/>
+      <w:lvlJc w:val="left"/>
+      <w:pPr>
+        <w:ind w:hanging="480" w:left="4320"/>
+      </w:pPr>
+      <w:rPr/>
+    </w:lvl>
+    <w:lvl w:ilvl="6">
+      <w:start w:val="0"/>
+      <w:numFmt w:val="bullet"/>
+      <w:lvlText w:val="•"/>
+      <w:lvlJc w:val="left"/>
+      <w:pPr>
+        <w:ind w:hanging="480" w:left="5040"/>
+      </w:pPr>
+      <w:rPr/>
+    </w:lvl>
+    <w:lvl w:ilvl="7">
+      <w:start w:val="0"/>
+      <w:numFmt w:val="bullet"/>
+      <w:lvlText w:val="–"/>
+      <w:lvlJc w:val="left"/>
+      <w:pPr>
+        <w:ind w:hanging="480" w:left="5760"/>
+      </w:pPr>
+      <w:rPr/>
+    </w:lvl>
+    <w:lvl w:ilvl="8">
+      <w:start w:val="0"/>
+      <w:numFmt w:val="bullet"/>
+      <w:lvlText w:val="•"/>
+      <w:lvlJc w:val="left"/>
+      <w:pPr>
+        <w:ind w:hanging="480" w:left="6480"/>
+      </w:pPr>
+      <w:rPr/>
+    </w:lvl>
+  </w:abstractNum>
+  <w:abstractNum w:abstractNumId="4">
+    <w:lvl w:ilvl="0">
+      <w:start w:val="1"/>
+      <w:numFmt w:val="decimal"/>
+      <w:lvlText w:val="%1."/>
+      <w:lvlJc w:val="left"/>
+      <w:pPr>
+        <w:ind w:hanging="480" w:left="720"/>
+      </w:pPr>
+      <w:rPr/>
+    </w:lvl>
+    <w:lvl w:ilvl="1">
+      <w:start w:val="1"/>
+      <w:numFmt w:val="decimal"/>
+      <w:lvlText w:val="%2."/>
+      <w:lvlJc w:val="left"/>
+      <w:pPr>
+        <w:ind w:hanging="480" w:left="1440"/>
+      </w:pPr>
+      <w:rPr/>
+    </w:lvl>
+    <w:lvl w:ilvl="2">
+      <w:start w:val="1"/>
+      <w:numFmt w:val="decimal"/>
+      <w:lvlText w:val="%3."/>
+      <w:lvlJc w:val="left"/>
+      <w:pPr>
+        <w:ind w:hanging="480" w:left="2160"/>
+      </w:pPr>
+      <w:rPr/>
+    </w:lvl>
+    <w:lvl w:ilvl="3">
+      <w:start w:val="1"/>
+      <w:numFmt w:val="decimal"/>
+      <w:lvlText w:val="%4."/>
+      <w:lvlJc w:val="left"/>
+      <w:pPr>
+        <w:ind w:hanging="480" w:left="2880"/>
+      </w:pPr>
+      <w:rPr/>
+    </w:lvl>
+    <w:lvl w:ilvl="4">
+      <w:start w:val="1"/>
+      <w:numFmt w:val="decimal"/>
+      <w:lvlText w:val="%5."/>
+      <w:lvlJc w:val="left"/>
+      <w:pPr>
+        <w:ind w:hanging="480" w:left="3600"/>
+      </w:pPr>
+      <w:rPr/>
+    </w:lvl>
+    <w:lvl w:ilvl="5">
+      <w:start w:val="1"/>
+      <w:numFmt w:val="decimal"/>
+      <w:lvlText w:val="%6."/>
+      <w:lvlJc w:val="left"/>
+      <w:pPr>
+        <w:ind w:hanging="480" w:left="4320"/>
+      </w:pPr>
+      <w:rPr/>
+    </w:lvl>
+    <w:lvl w:ilvl="6">
+      <w:start w:val="1"/>
+      <w:numFmt w:val="decimal"/>
+      <w:lvlText w:val="%7."/>
+      <w:lvlJc w:val="left"/>
+      <w:pPr>
+        <w:ind w:hanging="480" w:left="5040"/>
+      </w:pPr>
+      <w:rPr/>
+    </w:lvl>
+    <w:lvl w:ilvl="7">
+      <w:start w:val="1"/>
+      <w:numFmt w:val="decimal"/>
+      <w:lvlText w:val="%8."/>
+      <w:lvlJc w:val="left"/>
+      <w:pPr>
+        <w:ind w:hanging="480" w:left="5760"/>
+      </w:pPr>
+      <w:rPr/>
+    </w:lvl>
+    <w:lvl w:ilvl="8">
+      <w:start w:val="1"/>
+      <w:numFmt w:val="decimal"/>
+      <w:lvlText w:val="%9."/>
+      <w:lvlJc w:val="left"/>
+      <w:pPr>
+        <w:ind w:hanging="480" w:left="6480"/>
+      </w:pPr>
+      <w:rPr/>
+    </w:lvl>
+  </w:abstractNum>
+  <w:abstractNum w:abstractNumId="5">
+    <w:lvl w:ilvl="0">
+      <w:start w:val="0"/>
+      <w:numFmt w:val="bullet"/>
+      <w:lvlText w:val="•"/>
+      <w:lvlJc w:val="left"/>
+      <w:pPr>
+        <w:ind w:hanging="480" w:left="720"/>
+      </w:pPr>
+      <w:rPr/>
+    </w:lvl>
+    <w:lvl w:ilvl="1">
+      <w:start w:val="0"/>
+      <w:numFmt w:val="bullet"/>
+      <w:lvlText w:val="–"/>
+      <w:lvlJc w:val="left"/>
+      <w:pPr>
+        <w:ind w:hanging="480" w:left="1440"/>
+      </w:pPr>
+      <w:rPr/>
+    </w:lvl>
+    <w:lvl w:ilvl="2">
+      <w:start w:val="0"/>
+      <w:numFmt w:val="bullet"/>
+      <w:lvlText w:val="•"/>
+      <w:lvlJc w:val="left"/>
+      <w:pPr>
+        <w:ind w:hanging="480" w:left="2160"/>
+      </w:pPr>
+      <w:rPr/>
+    </w:lvl>
+    <w:lvl w:ilvl="3">
+      <w:start w:val="0"/>
+      <w:numFmt w:val="bullet"/>
+      <w:lvlText w:val="–"/>
+      <w:lvlJc w:val="left"/>
+      <w:pPr>
+        <w:ind w:hanging="480" w:left="2880"/>
+      </w:pPr>
+      <w:rPr/>
+    </w:lvl>
+    <w:lvl w:ilvl="4">
+      <w:start w:val="0"/>
+      <w:numFmt w:val="bullet"/>
+      <w:lvlText w:val="•"/>
+      <w:lvlJc w:val="left"/>
+      <w:pPr>
+        <w:ind w:hanging="480" w:left="3600"/>
+      </w:pPr>
+      <w:rPr/>
+    </w:lvl>
+    <w:lvl w:ilvl="5">
+      <w:start w:val="0"/>
+      <w:numFmt w:val="bullet"/>
+      <w:lvlText w:val="–"/>
+      <w:lvlJc w:val="left"/>
+      <w:pPr>
+        <w:ind w:hanging="480" w:left="4320"/>
+      </w:pPr>
+      <w:rPr/>
+    </w:lvl>
+    <w:lvl w:ilvl="6">
+      <w:start w:val="0"/>
+      <w:numFmt w:val="bullet"/>
+      <w:lvlText w:val="•"/>
+      <w:lvlJc w:val="left"/>
+      <w:pPr>
+        <w:ind w:hanging="480" w:left="5040"/>
+      </w:pPr>
+      <w:rPr/>
+    </w:lvl>
+    <w:lvl w:ilvl="7">
+      <w:start w:val="0"/>
+      <w:numFmt w:val="bullet"/>
+      <w:lvlText w:val="–"/>
+      <w:lvlJc w:val="left"/>
+      <w:pPr>
+        <w:ind w:hanging="480" w:left="5760"/>
+      </w:pPr>
+      <w:rPr/>
+    </w:lvl>
+    <w:lvl w:ilvl="8">
+      <w:start w:val="0"/>
+      <w:numFmt w:val="bullet"/>
+      <w:lvlText w:val="•"/>
+      <w:lvlJc w:val="left"/>
+      <w:pPr>
+        <w:ind w:hanging="480" w:left="6480"/>
+      </w:pPr>
+      <w:rPr/>
+    </w:lvl>
+  </w:abstractNum>
+  <w:abstractNum w:abstractNumId="6">
+    <w:lvl w:ilvl="0">
+      <w:start w:val="0"/>
+      <w:numFmt w:val="bullet"/>
+      <w:lvlText w:val="•"/>
+      <w:lvlJc w:val="left"/>
+      <w:pPr>
+        <w:ind w:hanging="480" w:left="720"/>
+      </w:pPr>
+      <w:rPr/>
+    </w:lvl>
+    <w:lvl w:ilvl="1">
+      <w:start w:val="0"/>
+      <w:numFmt w:val="bullet"/>
+      <w:lvlText w:val="–"/>
+      <w:lvlJc w:val="left"/>
+      <w:pPr>
+        <w:ind w:hanging="480" w:left="1440"/>
+      </w:pPr>
+      <w:rPr/>
+    </w:lvl>
+    <w:lvl w:ilvl="2">
+      <w:start w:val="0"/>
+      <w:numFmt w:val="bullet"/>
+      <w:lvlText w:val="•"/>
+      <w:lvlJc w:val="left"/>
+      <w:pPr>
+        <w:ind w:hanging="480" w:left="2160"/>
+      </w:pPr>
+      <w:rPr/>
+    </w:lvl>
+    <w:lvl w:ilvl="3">
+      <w:start w:val="0"/>
+      <w:numFmt w:val="bullet"/>
+      <w:lvlText w:val="–"/>
+      <w:lvlJc w:val="left"/>
+      <w:pPr>
+        <w:ind w:hanging="480" w:left="2880"/>
+      </w:pPr>
+      <w:rPr/>
+    </w:lvl>
+    <w:lvl w:ilvl="4">
+      <w:start w:val="0"/>
+      <w:numFmt w:val="bullet"/>
+      <w:lvlText w:val="•"/>
+      <w:lvlJc w:val="left"/>
+      <w:pPr>
+        <w:ind w:hanging="480" w:left="3600"/>
+      </w:pPr>
+      <w:rPr/>
+    </w:lvl>
+    <w:lvl w:ilvl="5">
+      <w:start w:val="0"/>
+      <w:numFmt w:val="bullet"/>
+      <w:lvlText w:val="–"/>
+      <w:lvlJc w:val="left"/>
+      <w:pPr>
+        <w:ind w:hanging="480" w:left="4320"/>
+      </w:pPr>
+      <w:rPr/>
+    </w:lvl>
+    <w:lvl w:ilvl="6">
+      <w:start w:val="0"/>
+      <w:numFmt w:val="bullet"/>
+      <w:lvlText w:val="•"/>
+      <w:lvlJc w:val="left"/>
+      <w:pPr>
+        <w:ind w:hanging="480" w:left="5040"/>
+      </w:pPr>
+      <w:rPr/>
+    </w:lvl>
+    <w:lvl w:ilvl="7">
+      <w:start w:val="0"/>
+      <w:numFmt w:val="bullet"/>
+      <w:lvlText w:val="–"/>
+      <w:lvlJc w:val="left"/>
+      <w:pPr>
+        <w:ind w:hanging="480" w:left="5760"/>
+      </w:pPr>
+      <w:rPr/>
+    </w:lvl>
+    <w:lvl w:ilvl="8">
+      <w:start w:val="0"/>
+      <w:numFmt w:val="bullet"/>
+      <w:lvlText w:val="•"/>
+      <w:lvlJc w:val="left"/>
+      <w:pPr>
+        <w:ind w:hanging="480" w:left="6480"/>
+      </w:pPr>
+      <w:rPr/>
+    </w:lvl>
+  </w:abstractNum>
   <w:abstractNum w:abstractNumId="990">
     <w:nsid w:val="0000A990"/>
     <w:multiLevelType w:val="multilevel"/>
@@ -4614,6 +5287,24 @@
       </w:rPr>
     </w:lvl>
   </w:abstractNum>
+  <w:num w:numId="1">
+    <w:abstractNumId w:val="1"/>
+  </w:num>
+  <w:num w:numId="2">
+    <w:abstractNumId w:val="2"/>
+  </w:num>
+  <w:num w:numId="3">
+    <w:abstractNumId w:val="3"/>
+  </w:num>
+  <w:num w:numId="4">
+    <w:abstractNumId w:val="4"/>
+  </w:num>
+  <w:num w:numId="5">
+    <w:abstractNumId w:val="5"/>
+  </w:num>
+  <w:num w:numId="6">
+    <w:abstractNumId w:val="6"/>
+  </w:num>
   <w:num w:numId="1000">
     <w:abstractNumId w:val="990"/>
   </w:num>
@@ -4693,32 +5384,164 @@
 </file>
 
 <file path=word/styles.xml><?xml version="1.0" encoding="utf-8"?>
-<w:styles xmlns:r="http://schemas.openxmlformats.org/officeDocument/2006/relationships" xmlns:w="http://schemas.openxmlformats.org/wordprocessingml/2006/main">
+<w:styles xmlns="http://schemas.microsoft.com/office/tasks/2019/documenttasks" xmlns:a="http://schemas.openxmlformats.org/drawingml/2006/main" xmlns:c="http://schemas.openxmlformats.org/drawingml/2006/chart" xmlns:cr="http://schemas.microsoft.com/office/comments/2020/reactions" xmlns:dgm="http://schemas.openxmlformats.org/drawingml/2006/diagram" xmlns:lc="http://schemas.openxmlformats.org/drawingml/2006/lockedCanvas" xmlns:m="http://schemas.openxmlformats.org/officeDocument/2006/math" xmlns:mc="http://schemas.openxmlformats.org/markup-compatibility/2006" xmlns:o="urn:schemas-microsoft-com:office:office" xmlns:pic="http://schemas.openxmlformats.org/drawingml/2006/picture" xmlns:r="http://schemas.openxmlformats.org/officeDocument/2006/relationships" xmlns:sl="http://schemas.openxmlformats.org/schemaLibrary/2006/main" xmlns:v="urn:schemas-microsoft-com:vml" xmlns:w="http://schemas.openxmlformats.org/wordprocessingml/2006/main" xmlns:w10="urn:schemas-microsoft-com:office:word" xmlns:w14="http://schemas.microsoft.com/office/word/2010/wordml" xmlns:w15="http://schemas.microsoft.com/office/word/2012/wordml" xmlns:w16="http://schemas.microsoft.com/office/word/2018/wordml" xmlns:w16cex="http://schemas.microsoft.com/office/word/2018/wordml/cex" xmlns:w16cid="http://schemas.microsoft.com/office/word/2016/wordml/cid" xmlns:wne="http://schemas.microsoft.com/office/word/2006/wordml" xmlns:wp="http://schemas.openxmlformats.org/drawingml/2006/wordprocessingDrawing" xmlns:wpg="http://schemas.microsoft.com/office/word/2010/wordprocessingGroup" xmlns:wps="http://schemas.microsoft.com/office/word/2010/wordprocessingShape">
   <w:docDefaults>
     <w:rPrDefault>
       <w:rPr>
-        <w:rFonts w:asciiTheme="minorHAnsi" w:cstheme="minorBidi" w:eastAsiaTheme="minorEastAsia" w:hAnsiTheme="minorHAnsi"/>
+        <w:rFonts w:ascii="Cambria" w:cs="Cambria" w:eastAsia="Cambria" w:hAnsi="Cambria"/>
         <w:sz w:val="24"/>
         <w:szCs w:val="24"/>
-        <w:lang w:bidi="ar-SA" w:eastAsia="zh-CN" w:val="en-US"/>
+        <w:lang w:val="en"/>
       </w:rPr>
     </w:rPrDefault>
     <w:pPrDefault>
       <w:pPr>
-        <w:spacing w:after="200"/>
+        <w:spacing w:after="200" w:lineRule="auto"/>
       </w:pPr>
     </w:pPrDefault>
   </w:docDefaults>
-  <w:latentStyles w:count="276" w:defLockedState="0" w:defQFormat="0" w:defSemiHidden="0" w:defUIPriority="0" w:defUnhideWhenUsed="0"/>
+  <w:style w:default="1" w:styleId="TableNormal" w:type="table">
+    <w:name w:val="TableNormal"/>
+    <w:tblPr>
+      <w:tblCellMar>
+        <w:top w:type="dxa" w:w="100.0"/>
+        <w:left w:type="dxa" w:w="100.0"/>
+        <w:bottom w:type="dxa" w:w="100.0"/>
+        <w:right w:type="dxa" w:w="100.0"/>
+      </w:tblCellMar>
+    </w:tblPr>
+  </w:style>
   <w:style w:default="1" w:styleId="Normal" w:type="paragraph">
-    <w:name w:val="Normal"/>
-    <w:qFormat/>
+    <w:name w:val="normal"/>
+  </w:style>
+  <w:style w:styleId="Heading1" w:type="paragraph">
+    <w:name w:val="heading 1"/>
+    <w:basedOn w:val="Normal"/>
+    <w:next w:val="Normal"/>
+    <w:pPr>
+      <w:keepNext w:val="1"/>
+      <w:keepLines w:val="1"/>
+      <w:spacing w:after="0" w:before="480" w:lineRule="auto"/>
+    </w:pPr>
+    <w:rPr>
+      <w:rFonts w:ascii="Calibri" w:cs="Calibri" w:eastAsia="Calibri" w:hAnsi="Calibri"/>
+      <w:b w:val="1"/>
+      <w:bCs w:val="1"/>
+      <w:color w:val="4f81bd"/>
+      <w:sz w:val="32"/>
+      <w:szCs w:val="32"/>
+    </w:rPr>
+  </w:style>
+  <w:style w:styleId="Heading2" w:type="paragraph">
+    <w:name w:val="heading 2"/>
+    <w:basedOn w:val="Normal"/>
+    <w:next w:val="Normal"/>
+    <w:pPr>
+      <w:keepNext w:val="1"/>
+      <w:keepLines w:val="1"/>
+      <w:spacing w:after="0" w:before="200" w:lineRule="auto"/>
+    </w:pPr>
+    <w:rPr>
+      <w:rFonts w:ascii="Calibri" w:cs="Calibri" w:eastAsia="Calibri" w:hAnsi="Calibri"/>
+      <w:b w:val="1"/>
+      <w:bCs w:val="1"/>
+      <w:color w:val="4f81bd"/>
+      <w:sz w:val="28"/>
+      <w:szCs w:val="28"/>
+    </w:rPr>
+  </w:style>
+  <w:style w:styleId="Heading3" w:type="paragraph">
+    <w:name w:val="heading 3"/>
+    <w:basedOn w:val="Normal"/>
+    <w:next w:val="Normal"/>
+    <w:pPr>
+      <w:keepNext w:val="1"/>
+      <w:keepLines w:val="1"/>
+      <w:spacing w:after="0" w:before="200" w:lineRule="auto"/>
+    </w:pPr>
+    <w:rPr>
+      <w:rFonts w:ascii="Calibri" w:cs="Calibri" w:eastAsia="Calibri" w:hAnsi="Calibri"/>
+      <w:b w:val="1"/>
+      <w:bCs w:val="1"/>
+      <w:color w:val="4f81bd"/>
+      <w:sz w:val="24"/>
+      <w:szCs w:val="24"/>
+    </w:rPr>
+  </w:style>
+  <w:style w:styleId="Heading4" w:type="paragraph">
+    <w:name w:val="heading 4"/>
+    <w:basedOn w:val="Normal"/>
+    <w:next w:val="Normal"/>
+    <w:pPr>
+      <w:keepNext w:val="1"/>
+      <w:keepLines w:val="1"/>
+      <w:spacing w:after="0" w:before="200" w:lineRule="auto"/>
+    </w:pPr>
+    <w:rPr>
+      <w:rFonts w:ascii="Calibri" w:cs="Calibri" w:eastAsia="Calibri" w:hAnsi="Calibri"/>
+      <w:i w:val="1"/>
+      <w:iCs w:val="1"/>
+      <w:color w:val="4f81bd"/>
+      <w:sz w:val="24"/>
+      <w:szCs w:val="24"/>
+    </w:rPr>
+  </w:style>
+  <w:style w:styleId="Heading5" w:type="paragraph">
+    <w:name w:val="heading 5"/>
+    <w:basedOn w:val="Normal"/>
+    <w:next w:val="Normal"/>
+    <w:pPr>
+      <w:keepNext w:val="1"/>
+      <w:keepLines w:val="1"/>
+      <w:spacing w:after="0" w:before="200" w:lineRule="auto"/>
+    </w:pPr>
+    <w:rPr>
+      <w:rFonts w:ascii="Calibri" w:cs="Calibri" w:eastAsia="Calibri" w:hAnsi="Calibri"/>
+      <w:color w:val="4f81bd"/>
+      <w:sz w:val="24"/>
+      <w:szCs w:val="24"/>
+    </w:rPr>
+  </w:style>
+  <w:style w:styleId="Heading6" w:type="paragraph">
+    <w:name w:val="heading 6"/>
+    <w:basedOn w:val="Normal"/>
+    <w:next w:val="Normal"/>
+    <w:pPr>
+      <w:keepNext w:val="1"/>
+      <w:keepLines w:val="1"/>
+      <w:spacing w:after="0" w:before="200" w:lineRule="auto"/>
+    </w:pPr>
+    <w:rPr>
+      <w:rFonts w:ascii="Calibri" w:cs="Calibri" w:eastAsia="Calibri" w:hAnsi="Calibri"/>
+      <w:color w:val="4f81bd"/>
+      <w:sz w:val="24"/>
+      <w:szCs w:val="24"/>
+    </w:rPr>
+  </w:style>
+  <w:style w:styleId="Title" w:type="paragraph">
+    <w:name w:val="Title"/>
+    <w:basedOn w:val="Normal"/>
+    <w:next w:val="Normal"/>
+    <w:pPr>
+      <w:keepNext w:val="1"/>
+      <w:keepLines w:val="1"/>
+      <w:spacing w:after="240" w:before="480" w:lineRule="auto"/>
+      <w:jc w:val="center"/>
+    </w:pPr>
+    <w:rPr>
+      <w:rFonts w:ascii="Calibri" w:cs="Calibri" w:eastAsia="Calibri" w:hAnsi="Calibri"/>
+      <w:b w:val="1"/>
+      <w:bCs w:val="1"/>
+      <w:color w:val="335b8a"/>
+      <w:sz w:val="36"/>
+      <w:szCs w:val="36"/>
+    </w:rPr>
   </w:style>
   <w:style w:styleId="BodyText" w:type="paragraph">
     <w:name w:val="Body Text"/>
     <w:basedOn w:val="Normal"/>
     <w:link w:val="BodyTextChar"/>
-    <w:qFormat/>
+    <w:qFormat w:val="1"/>
     <w:pPr>
       <w:spacing w:after="180" w:before="180"/>
     </w:pPr>
@@ -4727,122 +5550,50 @@
     <w:name w:val="First Paragraph"/>
     <w:basedOn w:val="BodyText"/>
     <w:next w:val="BodyText"/>
-    <w:qFormat/>
+    <w:qFormat w:val="1"/>
   </w:style>
   <w:style w:customStyle="1" w:styleId="Compact" w:type="paragraph">
     <w:name w:val="Compact"/>
     <w:basedOn w:val="BodyText"/>
-    <w:qFormat/>
+    <w:qFormat w:val="1"/>
     <w:pPr>
       <w:spacing w:after="36" w:before="36"/>
     </w:pPr>
   </w:style>
-  <w:style w:styleId="Title" w:type="paragraph">
-    <w:name w:val="Title"/>
-    <w:basedOn w:val="Normal"/>
+  <w:style w:customStyle="1" w:styleId="Author" w:type="paragraph">
+    <w:name w:val="Author"/>
     <w:next w:val="BodyText"/>
-    <w:link w:val="TitleChar"/>
-    <w:uiPriority w:val="10"/>
-    <w:qFormat/>
-    <w:rsid w:val="00A10FD9"/>
+    <w:qFormat w:val="1"/>
     <w:pPr>
-      <w:spacing w:after="80" w:line="240" w:lineRule="auto"/>
-      <w:contextualSpacing/>
+      <w:keepNext w:val="1"/>
+      <w:keepLines w:val="1"/>
       <w:jc w:val="center"/>
     </w:pPr>
-    <w:rPr>
-      <w:rFonts w:asciiTheme="majorHAnsi" w:cstheme="majorBidi" w:eastAsiaTheme="majorEastAsia" w:hAnsiTheme="majorHAnsi"/>
-      <w:sz w:val="56"/>
-      <w:szCs w:val="56"/>
-    </w:rPr>
-  </w:style>
-  <w:style w:customStyle="1" w:styleId="TitleChar" w:type="character">
-    <w:name w:val="Title Char"/>
-    <w:basedOn w:val="DefaultParagraphFont"/>
-    <w:link w:val="Title"/>
-    <w:uiPriority w:val="10"/>
-    <w:rsid w:val="00A10FD9"/>
-    <w:rPr>
-      <w:rFonts w:asciiTheme="majorHAnsi" w:cstheme="majorBidi" w:eastAsiaTheme="majorEastAsia" w:hAnsiTheme="majorHAnsi"/>
-      <w:sz w:val="56"/>
-      <w:szCs w:val="56"/>
-    </w:rPr>
-  </w:style>
-  <w:style w:styleId="Subtitle" w:type="paragraph">
-    <w:name w:val="Subtitle"/>
-    <w:basedOn w:val="Title"/>
-    <w:next w:val="BodyText"/>
-    <w:link w:val="SubtitleChar"/>
-    <w:uiPriority w:val="11"/>
-    <w:qFormat/>
-    <w:rsid w:val="00A10FD9"/>
-    <w:pPr>
-      <w:numPr>
-        <w:ilvl w:val="1"/>
-      </w:numPr>
-    </w:pPr>
-    <w:rPr>
-      <w:rFonts w:cstheme="majorBidi" w:eastAsiaTheme="majorEastAsia"/>
-      <w:spacing w:val="15"/>
-      <w:sz w:val="28"/>
-      <w:szCs w:val="28"/>
-    </w:rPr>
-  </w:style>
-  <w:style w:customStyle="1" w:styleId="SubtitleChar" w:type="character">
-    <w:name w:val="Subtitle Char"/>
-    <w:basedOn w:val="DefaultParagraphFont"/>
-    <w:link w:val="Subtitle"/>
-    <w:uiPriority w:val="11"/>
-    <w:rsid w:val="00A10FD9"/>
-    <w:rPr>
-      <w:rFonts w:cstheme="majorBidi" w:eastAsiaTheme="majorEastAsia"/>
-      <w:color w:themeColor="text1" w:themeTint="A6" w:val="595959"/>
-      <w:spacing w:val="15"/>
-      <w:sz w:val="28"/>
-      <w:szCs w:val="28"/>
-    </w:rPr>
-  </w:style>
-  <w:style w:customStyle="1" w:styleId="Author" w:type="paragraph">
-    <w:name w:val="Author"/>
-    <w:basedOn w:val="Title"/>
-    <w:next w:val="BodyText"/>
-    <w:qFormat/>
-    <w:pPr>
-      <w:keepNext/>
-      <w:keepLines/>
-    </w:pPr>
-    <w:rPr>
-      <w:sz w:val="24"/>
-      <w:szCs w:val="24"/>
-    </w:rPr>
   </w:style>
   <w:style w:styleId="Date" w:type="paragraph">
     <w:name w:val="Date"/>
-    <w:basedOn w:val="Title"/>
     <w:next w:val="BodyText"/>
-    <w:qFormat/>
+    <w:qFormat w:val="1"/>
     <w:pPr>
-      <w:keepNext/>
-      <w:keepLines/>
+      <w:keepNext w:val="1"/>
+      <w:keepLines w:val="1"/>
+      <w:jc w:val="center"/>
     </w:pPr>
-    <w:rPr>
-      <w:sz w:val="24"/>
-      <w:szCs w:val="24"/>
-    </w:rPr>
   </w:style>
   <w:style w:customStyle="1" w:styleId="AbstractTitle" w:type="paragraph">
     <w:name w:val="Abstract Title"/>
     <w:basedOn w:val="Normal"/>
     <w:next w:val="Abstract"/>
-    <w:qFormat/>
+    <w:qFormat w:val="1"/>
     <w:pPr>
-      <w:keepNext/>
-      <w:keepLines/>
+      <w:keepNext w:val="1"/>
+      <w:keepLines w:val="1"/>
       <w:spacing w:after="0" w:before="300"/>
       <w:jc w:val="center"/>
     </w:pPr>
     <w:rPr>
-      <w:b/>
+      <w:b w:val="1"/>
+      <w:color w:val="345a8a"/>
       <w:sz w:val="20"/>
       <w:szCs w:val="20"/>
     </w:rPr>
@@ -4851,10 +5602,10 @@
     <w:name w:val="Abstract"/>
     <w:basedOn w:val="Normal"/>
     <w:next w:val="BodyText"/>
-    <w:qFormat/>
+    <w:qFormat w:val="1"/>
     <w:pPr>
-      <w:keepNext/>
-      <w:keepLines/>
+      <w:keepNext w:val="1"/>
+      <w:keepLines w:val="1"/>
       <w:spacing w:after="300" w:before="100"/>
     </w:pPr>
     <w:rPr>
@@ -4866,326 +5617,68 @@
     <w:name w:val="Bibliography"/>
     <w:basedOn w:val="Normal"/>
     <w:next w:val="Bibliography"/>
-    <w:qFormat/>
+    <w:qFormat w:val="1"/>
     <w:pPr/>
     <w:rPr/>
   </w:style>
-  <w:style w:styleId="Heading1" w:type="paragraph">
-    <w:name w:val="heading 1"/>
+  <w:style w:styleId="Heading7" w:type="paragraph">
+    <w:name w:val="Heading 7"/>
     <w:basedOn w:val="Normal"/>
     <w:next w:val="BodyText"/>
-    <w:link w:val="Heading1Char"/>
     <w:uiPriority w:val="9"/>
-    <w:qFormat/>
-    <w:rsid w:val="00A10FD9"/>
+    <w:unhideWhenUsed w:val="1"/>
+    <w:qFormat w:val="1"/>
     <w:pPr>
-      <w:keepNext/>
-      <w:keepLines/>
-      <w:spacing w:after="80" w:before="360"/>
-      <w:outlineLvl w:val="0"/>
+      <w:keepNext w:val="1"/>
+      <w:keepLines w:val="1"/>
+      <w:spacing w:after="0" w:before="200"/>
+      <w:outlineLvl w:val="6"/>
     </w:pPr>
     <w:rPr>
       <w:rFonts w:asciiTheme="majorHAnsi" w:cstheme="majorBidi" w:eastAsiaTheme="majorEastAsia" w:hAnsiTheme="majorHAnsi"/>
-      <w:color w:themeColor="accent1" w:themeShade="BF" w:val="0F4761"/>
-      <w:sz w:val="40"/>
-      <w:szCs w:val="40"/>
+      <w:color w:themeColor="accent1" w:val="4f81bd"/>
+      <w:sz w:val="24"/>
+      <w:szCs w:val="24"/>
     </w:rPr>
   </w:style>
-  <w:style w:styleId="Heading2" w:type="paragraph">
-    <w:name w:val="heading 2"/>
+  <w:style w:styleId="Heading8" w:type="paragraph">
+    <w:name w:val="Heading 8"/>
     <w:basedOn w:val="Normal"/>
     <w:next w:val="BodyText"/>
-    <w:link w:val="Heading2Char"/>
     <w:uiPriority w:val="9"/>
-    <w:semiHidden/>
-    <w:unhideWhenUsed/>
-    <w:qFormat/>
-    <w:rsid w:val="00A10FD9"/>
+    <w:unhideWhenUsed w:val="1"/>
+    <w:qFormat w:val="1"/>
     <w:pPr>
-      <w:keepNext/>
-      <w:keepLines/>
-      <w:spacing w:after="80" w:before="160"/>
-      <w:outlineLvl w:val="1"/>
+      <w:keepNext w:val="1"/>
+      <w:keepLines w:val="1"/>
+      <w:spacing w:after="0" w:before="200"/>
+      <w:outlineLvl w:val="7"/>
     </w:pPr>
     <w:rPr>
       <w:rFonts w:asciiTheme="majorHAnsi" w:cstheme="majorBidi" w:eastAsiaTheme="majorEastAsia" w:hAnsiTheme="majorHAnsi"/>
-      <w:color w:themeColor="accent1" w:themeShade="BF" w:val="0F4761"/>
-      <w:sz w:val="32"/>
-      <w:szCs w:val="32"/>
+      <w:color w:themeColor="accent1" w:val="4f81bd"/>
+      <w:sz w:val="24"/>
+      <w:szCs w:val="24"/>
     </w:rPr>
   </w:style>
-  <w:style w:styleId="Heading3" w:type="paragraph">
-    <w:name w:val="heading 3"/>
+  <w:style w:styleId="Heading9" w:type="paragraph">
+    <w:name w:val="Heading 9"/>
     <w:basedOn w:val="Normal"/>
     <w:next w:val="BodyText"/>
-    <w:link w:val="Heading3Char"/>
     <w:uiPriority w:val="9"/>
-    <w:semiHidden/>
-    <w:unhideWhenUsed/>
-    <w:qFormat/>
-    <w:rsid w:val="00A10FD9"/>
+    <w:unhideWhenUsed w:val="1"/>
+    <w:qFormat w:val="1"/>
     <w:pPr>
-      <w:keepNext/>
-      <w:keepLines/>
-      <w:spacing w:after="80" w:before="160"/>
-      <w:outlineLvl w:val="2"/>
-    </w:pPr>
-    <w:rPr>
-      <w:rFonts w:cstheme="majorBidi" w:eastAsiaTheme="majorEastAsia"/>
-      <w:color w:themeColor="accent1" w:themeShade="BF" w:val="0F4761"/>
-      <w:sz w:val="28"/>
-      <w:szCs w:val="28"/>
-    </w:rPr>
-  </w:style>
-  <w:style w:styleId="Heading4" w:type="paragraph">
-    <w:name w:val="heading 4"/>
-    <w:basedOn w:val="Normal"/>
-    <w:next w:val="BodyText"/>
-    <w:link w:val="Heading4Char"/>
-    <w:uiPriority w:val="9"/>
-    <w:semiHidden/>
-    <w:unhideWhenUsed/>
-    <w:qFormat/>
-    <w:rsid w:val="00A10FD9"/>
-    <w:pPr>
-      <w:keepNext/>
-      <w:keepLines/>
-      <w:spacing w:after="40" w:before="80"/>
-      <w:outlineLvl w:val="3"/>
-    </w:pPr>
-    <w:rPr>
-      <w:rFonts w:cstheme="majorBidi" w:eastAsiaTheme="majorEastAsia"/>
-      <w:i/>
-      <w:iCs/>
-      <w:color w:themeColor="accent1" w:themeShade="BF" w:val="0F4761"/>
-    </w:rPr>
-  </w:style>
-  <w:style w:styleId="Heading5" w:type="paragraph">
-    <w:name w:val="heading 5"/>
-    <w:basedOn w:val="Normal"/>
-    <w:next w:val="BodyText"/>
-    <w:link w:val="Heading5Char"/>
-    <w:uiPriority w:val="9"/>
-    <w:semiHidden/>
-    <w:unhideWhenUsed/>
-    <w:qFormat/>
-    <w:rsid w:val="00A10FD9"/>
-    <w:pPr>
-      <w:keepNext/>
-      <w:keepLines/>
-      <w:spacing w:after="40" w:before="80"/>
-      <w:outlineLvl w:val="4"/>
-    </w:pPr>
-    <w:rPr>
-      <w:rFonts w:cstheme="majorBidi" w:eastAsiaTheme="majorEastAsia"/>
-      <w:color w:themeColor="accent1" w:themeShade="BF" w:val="0F4761"/>
-    </w:rPr>
-  </w:style>
-  <w:style w:styleId="Heading6" w:type="paragraph">
-    <w:name w:val="heading 6"/>
-    <w:basedOn w:val="Normal"/>
-    <w:next w:val="BodyText"/>
-    <w:link w:val="Heading6Char"/>
-    <w:uiPriority w:val="9"/>
-    <w:semiHidden/>
-    <w:unhideWhenUsed/>
-    <w:qFormat/>
-    <w:rsid w:val="00A10FD9"/>
-    <w:pPr>
-      <w:keepNext/>
-      <w:keepLines/>
-      <w:spacing w:after="0" w:before="40"/>
-      <w:outlineLvl w:val="5"/>
-    </w:pPr>
-    <w:rPr>
-      <w:rFonts w:cstheme="majorBidi" w:eastAsiaTheme="majorEastAsia"/>
-      <w:i/>
-      <w:iCs/>
-      <w:color w:themeColor="text1" w:themeTint="A6" w:val="595959"/>
-    </w:rPr>
-  </w:style>
-  <w:style w:styleId="Heading7" w:type="paragraph">
-    <w:name w:val="heading 7"/>
-    <w:basedOn w:val="Normal"/>
-    <w:next w:val="BodyText"/>
-    <w:link w:val="Heading7Char"/>
-    <w:uiPriority w:val="9"/>
-    <w:semiHidden/>
-    <w:unhideWhenUsed/>
-    <w:qFormat/>
-    <w:rsid w:val="00A10FD9"/>
-    <w:pPr>
-      <w:keepNext/>
-      <w:keepLines/>
-      <w:spacing w:after="0" w:before="40"/>
-      <w:outlineLvl w:val="6"/>
-    </w:pPr>
-    <w:rPr>
-      <w:rFonts w:cstheme="majorBidi" w:eastAsiaTheme="majorEastAsia"/>
-      <w:color w:themeColor="text1" w:themeTint="A6" w:val="595959"/>
-    </w:rPr>
-  </w:style>
-  <w:style w:styleId="Heading8" w:type="paragraph">
-    <w:name w:val="heading 8"/>
-    <w:basedOn w:val="Normal"/>
-    <w:next w:val="BodyText"/>
-    <w:link w:val="Heading8Char"/>
-    <w:uiPriority w:val="9"/>
-    <w:semiHidden/>
-    <w:unhideWhenUsed/>
-    <w:qFormat/>
-    <w:rsid w:val="00A10FD9"/>
-    <w:pPr>
-      <w:keepNext/>
-      <w:keepLines/>
-      <w:spacing w:after="0"/>
-      <w:outlineLvl w:val="7"/>
-    </w:pPr>
-    <w:rPr>
-      <w:rFonts w:cstheme="majorBidi" w:eastAsiaTheme="majorEastAsia"/>
-      <w:i/>
-      <w:iCs/>
-      <w:color w:themeColor="text1" w:themeTint="D8" w:val="272727"/>
-    </w:rPr>
-  </w:style>
-  <w:style w:styleId="Heading9" w:type="paragraph">
-    <w:name w:val="heading 9"/>
-    <w:basedOn w:val="Normal"/>
-    <w:next w:val="BodyText"/>
-    <w:link w:val="Heading9Char"/>
-    <w:uiPriority w:val="9"/>
-    <w:semiHidden/>
-    <w:unhideWhenUsed/>
-    <w:qFormat/>
-    <w:rsid w:val="00A10FD9"/>
-    <w:pPr>
-      <w:keepNext/>
-      <w:keepLines/>
-      <w:spacing w:after="0"/>
+      <w:keepNext w:val="1"/>
+      <w:keepLines w:val="1"/>
+      <w:spacing w:after="0" w:before="200"/>
       <w:outlineLvl w:val="8"/>
     </w:pPr>
     <w:rPr>
-      <w:rFonts w:cstheme="majorBidi" w:eastAsiaTheme="majorEastAsia"/>
-      <w:color w:themeColor="text1" w:themeTint="D8" w:val="272727"/>
-    </w:rPr>
-  </w:style>
-  <w:style w:customStyle="1" w:styleId="Heading1Char" w:type="character">
-    <w:name w:val="Heading 1 Char"/>
-    <w:basedOn w:val="DefaultParagraphFont"/>
-    <w:link w:val="Heading1"/>
-    <w:uiPriority w:val="9"/>
-    <w:rsid w:val="00A10FD9"/>
-    <w:rPr>
       <w:rFonts w:asciiTheme="majorHAnsi" w:cstheme="majorBidi" w:eastAsiaTheme="majorEastAsia" w:hAnsiTheme="majorHAnsi"/>
-      <w:color w:themeColor="accent1" w:themeShade="BF" w:val="0F4761"/>
-      <w:sz w:val="40"/>
-      <w:szCs w:val="40"/>
-    </w:rPr>
-  </w:style>
-  <w:style w:customStyle="1" w:styleId="Heading2Char" w:type="character">
-    <w:name w:val="Heading 2 Char"/>
-    <w:basedOn w:val="DefaultParagraphFont"/>
-    <w:link w:val="Heading2"/>
-    <w:uiPriority w:val="9"/>
-    <w:semiHidden/>
-    <w:rsid w:val="00A10FD9"/>
-    <w:rPr>
-      <w:rFonts w:asciiTheme="majorHAnsi" w:cstheme="majorBidi" w:eastAsiaTheme="majorEastAsia" w:hAnsiTheme="majorHAnsi"/>
-      <w:color w:themeColor="accent1" w:themeShade="BF" w:val="0F4761"/>
-      <w:sz w:val="32"/>
-      <w:szCs w:val="32"/>
-    </w:rPr>
-  </w:style>
-  <w:style w:customStyle="1" w:styleId="Heading3Char" w:type="character">
-    <w:name w:val="Heading 3 Char"/>
-    <w:basedOn w:val="DefaultParagraphFont"/>
-    <w:link w:val="Heading3"/>
-    <w:uiPriority w:val="9"/>
-    <w:semiHidden/>
-    <w:rsid w:val="00A10FD9"/>
-    <w:rPr>
-      <w:rFonts w:cstheme="majorBidi" w:eastAsiaTheme="majorEastAsia"/>
-      <w:color w:themeColor="accent1" w:themeShade="BF" w:val="0F4761"/>
-      <w:sz w:val="28"/>
-      <w:szCs w:val="28"/>
-    </w:rPr>
-  </w:style>
-  <w:style w:customStyle="1" w:styleId="Heading4Char" w:type="character">
-    <w:name w:val="Heading 4 Char"/>
-    <w:basedOn w:val="DefaultParagraphFont"/>
-    <w:link w:val="Heading4"/>
-    <w:uiPriority w:val="9"/>
-    <w:semiHidden/>
-    <w:rsid w:val="00A10FD9"/>
-    <w:rPr>
-      <w:rFonts w:cstheme="majorBidi" w:eastAsiaTheme="majorEastAsia"/>
-      <w:i/>
-      <w:iCs/>
-      <w:color w:themeColor="accent1" w:themeShade="BF" w:val="0F4761"/>
-    </w:rPr>
-  </w:style>
-  <w:style w:customStyle="1" w:styleId="Heading5Char" w:type="character">
-    <w:name w:val="Heading 5 Char"/>
-    <w:basedOn w:val="DefaultParagraphFont"/>
-    <w:link w:val="Heading5"/>
-    <w:uiPriority w:val="9"/>
-    <w:semiHidden/>
-    <w:rsid w:val="00A10FD9"/>
-    <w:rPr>
-      <w:rFonts w:cstheme="majorBidi" w:eastAsiaTheme="majorEastAsia"/>
-      <w:color w:themeColor="accent1" w:themeShade="BF" w:val="0F4761"/>
-    </w:rPr>
-  </w:style>
-  <w:style w:customStyle="1" w:styleId="Heading6Char" w:type="character">
-    <w:name w:val="Heading 6 Char"/>
-    <w:basedOn w:val="DefaultParagraphFont"/>
-    <w:link w:val="Heading6"/>
-    <w:uiPriority w:val="9"/>
-    <w:semiHidden/>
-    <w:rsid w:val="00A10FD9"/>
-    <w:rPr>
-      <w:rFonts w:cstheme="majorBidi" w:eastAsiaTheme="majorEastAsia"/>
-      <w:i/>
-      <w:iCs/>
-      <w:color w:themeColor="text1" w:themeTint="A6" w:val="595959"/>
-    </w:rPr>
-  </w:style>
-  <w:style w:customStyle="1" w:styleId="Heading7Char" w:type="character">
-    <w:name w:val="Heading 7 Char"/>
-    <w:basedOn w:val="DefaultParagraphFont"/>
-    <w:link w:val="Heading7"/>
-    <w:uiPriority w:val="9"/>
-    <w:semiHidden/>
-    <w:rsid w:val="00A10FD9"/>
-    <w:rPr>
-      <w:rFonts w:cstheme="majorBidi" w:eastAsiaTheme="majorEastAsia"/>
-      <w:color w:themeColor="text1" w:themeTint="A6" w:val="595959"/>
-    </w:rPr>
-  </w:style>
-  <w:style w:customStyle="1" w:styleId="Heading8Char" w:type="character">
-    <w:name w:val="Heading 8 Char"/>
-    <w:basedOn w:val="DefaultParagraphFont"/>
-    <w:link w:val="Heading8"/>
-    <w:uiPriority w:val="9"/>
-    <w:semiHidden/>
-    <w:rsid w:val="00A10FD9"/>
-    <w:rPr>
-      <w:rFonts w:cstheme="majorBidi" w:eastAsiaTheme="majorEastAsia"/>
-      <w:i/>
-      <w:iCs/>
-      <w:color w:themeColor="text1" w:themeTint="D8" w:val="272727"/>
-    </w:rPr>
-  </w:style>
-  <w:style w:customStyle="1" w:styleId="Heading9Char" w:type="character">
-    <w:name w:val="Heading 9 Char"/>
-    <w:basedOn w:val="DefaultParagraphFont"/>
-    <w:link w:val="Heading9"/>
-    <w:uiPriority w:val="9"/>
-    <w:semiHidden/>
-    <w:rsid w:val="00A10FD9"/>
-    <w:rPr>
-      <w:rFonts w:cstheme="majorBidi" w:eastAsiaTheme="majorEastAsia"/>
-      <w:color w:themeColor="text1" w:themeTint="D8" w:val="272727"/>
+      <w:color w:themeColor="accent1" w:val="4f81bd"/>
+      <w:sz w:val="24"/>
+      <w:szCs w:val="24"/>
     </w:rPr>
   </w:style>
   <w:style w:styleId="BlockText" w:type="paragraph">
@@ -5193,8 +5686,8 @@
     <w:basedOn w:val="BodyText"/>
     <w:next w:val="BodyText"/>
     <w:uiPriority w:val="9"/>
-    <w:unhideWhenUsed/>
-    <w:qFormat/>
+    <w:unhideWhenUsed w:val="1"/>
+    <w:qFormat w:val="1"/>
     <w:pPr>
       <w:spacing w:after="100" w:before="100"/>
       <w:ind w:firstLine="0" w:left="480" w:right="480"/>
@@ -5205,45 +5698,40 @@
     <w:basedOn w:val="Normal"/>
     <w:next w:val="FootnoteText"/>
     <w:uiPriority w:val="9"/>
-    <w:unhideWhenUsed/>
-    <w:qFormat/>
-  </w:style>
-  <w:style w:styleId="FootnoteBlockText" w:type="paragraph">
-    <w:name w:val="Footnote Block Text"/>
-    <w:basedOn w:val="FootnoteText"/>
-    <w:next w:val="FootnoteText"/>
-    <w:uiPriority w:val="9"/>
-    <w:unhideWhenUsed/>
-    <w:qFormat/>
-    <w:pPr>
-      <w:spacing w:after="100" w:before="100"/>
-      <w:ind w:firstLine="0" w:left="480" w:right="480"/>
-    </w:pPr>
+    <w:unhideWhenUsed w:val="1"/>
+    <w:qFormat w:val="1"/>
   </w:style>
   <w:style w:default="1" w:styleId="DefaultParagraphFont" w:type="character">
     <w:name w:val="Default Paragraph Font"/>
-    <w:semiHidden/>
-    <w:unhideWhenUsed/>
+    <w:semiHidden w:val="1"/>
+    <w:unhideWhenUsed w:val="1"/>
   </w:style>
   <w:style w:default="1" w:styleId="Table" w:type="table">
     <w:name w:val="Table"/>
     <w:basedOn w:val="TableNormal"/>
-    <w:semiHidden/>
-    <w:unhideWhenUsed/>
-    <w:qFormat/>
+    <w:semiHidden w:val="1"/>
+    <w:unhideWhenUsed w:val="1"/>
+    <w:qFormat w:val="1"/>
     <w:tblPr>
-      <w:tblInd w:type="dxa" w:w="0"/>
+      <w:tblInd w:type="dxa" w:w="0.0"/>
       <w:tblCellMar>
-        <w:top w:type="dxa" w:w="0"/>
-        <w:left w:type="dxa" w:w="108"/>
-        <w:bottom w:type="dxa" w:w="0"/>
-        <w:right w:type="dxa" w:w="108"/>
+        <w:top w:type="dxa" w:w="0.0"/>
+        <w:left w:type="dxa" w:w="108.0"/>
+        <w:bottom w:type="dxa" w:w="0.0"/>
+        <w:right w:type="dxa" w:w="108.0"/>
       </w:tblCellMar>
     </w:tblPr>
     <w:tblStylePr w:type="firstRow">
+      <w:tblPr>
+        <w:jc w:val="left"/>
+        <w:tblInd w:type="dxa" w:w="0.0"/>
+      </w:tblPr>
+      <w:trPr>
+        <w:jc w:val="left"/>
+      </w:trPr>
       <w:tcPr>
         <w:tcBorders>
-          <w:bottom w:val="single"/>
+          <w:bottom w:space="0" w:sz="0" w:val="single"/>
         </w:tcBorders>
         <w:vAlign w:val="bottom"/>
       </w:tcPr>
@@ -5254,12 +5742,12 @@
     <w:basedOn w:val="Normal"/>
     <w:next w:val="Definition"/>
     <w:pPr>
-      <w:keepNext/>
-      <w:keepLines/>
+      <w:keepNext w:val="1"/>
+      <w:keepLines w:val="1"/>
       <w:spacing w:after="0"/>
     </w:pPr>
     <w:rPr>
-      <w:b/>
+      <w:b w:val="1"/>
     </w:rPr>
   </w:style>
   <w:style w:customStyle="1" w:styleId="Definition" w:type="paragraph">
@@ -5274,14 +5762,14 @@
       <w:spacing w:after="120" w:before="0"/>
     </w:pPr>
     <w:rPr>
-      <w:i/>
+      <w:i w:val="1"/>
     </w:rPr>
   </w:style>
   <w:style w:customStyle="1" w:styleId="TableCaption" w:type="paragraph">
     <w:name w:val="Table Caption"/>
     <w:basedOn w:val="Caption"/>
     <w:pPr>
-      <w:keepNext/>
+      <w:keepNext w:val="1"/>
     </w:pPr>
   </w:style>
   <w:style w:customStyle="1" w:styleId="ImageCaption" w:type="paragraph">
@@ -5296,7 +5784,7 @@
     <w:name w:val="Captioned Figure"/>
     <w:basedOn w:val="Figure"/>
     <w:pPr>
-      <w:keepNext/>
+      <w:keepNext w:val="1"/>
     </w:pPr>
   </w:style>
   <w:style w:customStyle="1" w:styleId="BodyTextChar" w:type="character">
@@ -5327,7 +5815,7 @@
     <w:name w:val="Hyperlink"/>
     <w:basedOn w:val="BodyTextChar"/>
     <w:rPr>
-      <w:color w:themeColor="accent1" w:val="4F81BD"/>
+      <w:color w:themeColor="accent1" w:val="4f81bd"/>
     </w:rPr>
   </w:style>
   <w:style w:styleId="TOCHeading" w:type="paragraph">
@@ -5335,8 +5823,8 @@
     <w:basedOn w:val="Heading1"/>
     <w:next w:val="BodyText"/>
     <w:uiPriority w:val="39"/>
-    <w:unhideWhenUsed/>
-    <w:qFormat/>
+    <w:unhideWhenUsed w:val="1"/>
+    <w:qFormat w:val="1"/>
     <w:pPr>
       <w:spacing w:before="240" w:line="259" w:lineRule="auto"/>
       <w:outlineLvl w:val="9"/>
@@ -5345,270 +5833,366 @@
       <w:rFonts w:asciiTheme="majorHAnsi" w:cstheme="majorBidi" w:eastAsiaTheme="majorEastAsia" w:hAnsiTheme="majorHAnsi"/>
       <w:b w:val="0"/>
       <w:bCs w:val="0"/>
-      <w:color w:themeColor="accent1" w:themeShade="BF" w:val="365F91"/>
+      <w:color w:themeColor="accent1" w:themeShade="0000BF" w:val="365f91"/>
     </w:rPr>
   </w:style>
-  <w:style w:type="paragraph" w:customStyle="1" w:styleId="SourceCode">
+  <w:style w:customStyle="1" w:styleId="SourceCode" w:type="paragraph">
     <w:name w:val="Source Code"/>
     <w:basedOn w:val="Normal"/>
     <w:link w:val="VerbatimChar"/>
     <w:pPr>
-      <w:wordWrap w:val="off"/>
-      <w:shd w:val="clear" w:fill="f1f3f5"/>
+      <w:wordWrap w:val="0"/>
     </w:pPr>
   </w:style>
-  <w:style w:type="character" w:customStyle="1" w:styleId="KeywordTok">
+  <w:style w:customStyle="1" w:styleId="KeywordTok" w:type="character">
     <w:name w:val="KeywordTok"/>
     <w:basedOn w:val="VerbatimChar"/>
     <w:rPr>
-      <w:b/>
-      <w:color w:val="003b4f"/>
-      <w:shd w:val="clear" w:fill="f1f3f5"/>
+      <w:b w:val="1"/>
+      <w:color w:val="007020"/>
     </w:rPr>
   </w:style>
-  <w:style w:type="character" w:customStyle="1" w:styleId="DataTypeTok">
+  <w:style w:customStyle="1" w:styleId="DataTypeTok" w:type="character">
     <w:name w:val="DataTypeTok"/>
     <w:basedOn w:val="VerbatimChar"/>
     <w:rPr>
-      <w:color w:val="ad0000"/>
-      <w:shd w:val="clear" w:fill="f1f3f5"/>
+      <w:color w:val="902000"/>
     </w:rPr>
   </w:style>
-  <w:style w:type="character" w:customStyle="1" w:styleId="DecValTok">
+  <w:style w:customStyle="1" w:styleId="DecValTok" w:type="character">
     <w:name w:val="DecValTok"/>
     <w:basedOn w:val="VerbatimChar"/>
     <w:rPr>
-      <w:color w:val="ad0000"/>
-      <w:shd w:val="clear" w:fill="f1f3f5"/>
+      <w:color w:val="40a070"/>
     </w:rPr>
   </w:style>
-  <w:style w:type="character" w:customStyle="1" w:styleId="BaseNTok">
+  <w:style w:customStyle="1" w:styleId="BaseNTok" w:type="character">
     <w:name w:val="BaseNTok"/>
     <w:basedOn w:val="VerbatimChar"/>
     <w:rPr>
-      <w:color w:val="ad0000"/>
-      <w:shd w:val="clear" w:fill="f1f3f5"/>
+      <w:color w:val="40a070"/>
     </w:rPr>
   </w:style>
-  <w:style w:type="character" w:customStyle="1" w:styleId="FloatTok">
+  <w:style w:customStyle="1" w:styleId="FloatTok" w:type="character">
     <w:name w:val="FloatTok"/>
     <w:basedOn w:val="VerbatimChar"/>
     <w:rPr>
-      <w:color w:val="ad0000"/>
-      <w:shd w:val="clear" w:fill="f1f3f5"/>
+      <w:color w:val="40a070"/>
     </w:rPr>
   </w:style>
-  <w:style w:type="character" w:customStyle="1" w:styleId="ConstantTok">
+  <w:style w:customStyle="1" w:styleId="ConstantTok" w:type="character">
     <w:name w:val="ConstantTok"/>
     <w:basedOn w:val="VerbatimChar"/>
     <w:rPr>
-      <w:color w:val="8f5902"/>
-      <w:shd w:val="clear" w:fill="f1f3f5"/>
+      <w:color w:val="880000"/>
     </w:rPr>
   </w:style>
-  <w:style w:type="character" w:customStyle="1" w:styleId="CharTok">
+  <w:style w:customStyle="1" w:styleId="CharTok" w:type="character">
     <w:name w:val="CharTok"/>
     <w:basedOn w:val="VerbatimChar"/>
     <w:rPr>
-      <w:color w:val="20794d"/>
-      <w:shd w:val="clear" w:fill="f1f3f5"/>
+      <w:color w:val="4070a0"/>
     </w:rPr>
   </w:style>
-  <w:style w:type="character" w:customStyle="1" w:styleId="SpecialCharTok">
+  <w:style w:customStyle="1" w:styleId="SpecialCharTok" w:type="character">
     <w:name w:val="SpecialCharTok"/>
     <w:basedOn w:val="VerbatimChar"/>
     <w:rPr>
-      <w:color w:val="5e5e5e"/>
-      <w:shd w:val="clear" w:fill="f1f3f5"/>
+      <w:color w:val="4070a0"/>
     </w:rPr>
   </w:style>
-  <w:style w:type="character" w:customStyle="1" w:styleId="StringTok">
+  <w:style w:customStyle="1" w:styleId="StringTok" w:type="character">
     <w:name w:val="StringTok"/>
     <w:basedOn w:val="VerbatimChar"/>
     <w:rPr>
-      <w:color w:val="20794d"/>
-      <w:shd w:val="clear" w:fill="f1f3f5"/>
+      <w:color w:val="4070a0"/>
     </w:rPr>
   </w:style>
-  <w:style w:type="character" w:customStyle="1" w:styleId="VerbatimStringTok">
+  <w:style w:customStyle="1" w:styleId="VerbatimStringTok" w:type="character">
     <w:name w:val="VerbatimStringTok"/>
     <w:basedOn w:val="VerbatimChar"/>
     <w:rPr>
-      <w:color w:val="20794d"/>
-      <w:shd w:val="clear" w:fill="f1f3f5"/>
+      <w:color w:val="4070a0"/>
     </w:rPr>
   </w:style>
-  <w:style w:type="character" w:customStyle="1" w:styleId="SpecialStringTok">
+  <w:style w:customStyle="1" w:styleId="SpecialStringTok" w:type="character">
     <w:name w:val="SpecialStringTok"/>
     <w:basedOn w:val="VerbatimChar"/>
     <w:rPr>
-      <w:color w:val="20794d"/>
-      <w:shd w:val="clear" w:fill="f1f3f5"/>
+      <w:color w:val="bb6688"/>
     </w:rPr>
   </w:style>
-  <w:style w:type="character" w:customStyle="1" w:styleId="ImportTok">
+  <w:style w:customStyle="1" w:styleId="ImportTok" w:type="character">
     <w:name w:val="ImportTok"/>
     <w:basedOn w:val="VerbatimChar"/>
     <w:rPr>
-      <w:color w:val="00769e"/>
-      <w:shd w:val="clear" w:fill="f1f3f5"/>
+      <w:b w:val="1"/>
+      <w:color w:val="008000"/>
     </w:rPr>
   </w:style>
-  <w:style w:type="character" w:customStyle="1" w:styleId="CommentTok">
+  <w:style w:customStyle="1" w:styleId="CommentTok" w:type="character">
     <w:name w:val="CommentTok"/>
     <w:basedOn w:val="VerbatimChar"/>
     <w:rPr>
-      <w:color w:val="5e5e5e"/>
-      <w:shd w:val="clear" w:fill="f1f3f5"/>
+      <w:i w:val="1"/>
+      <w:color w:val="60a0b0"/>
     </w:rPr>
   </w:style>
-  <w:style w:type="character" w:customStyle="1" w:styleId="DocumentationTok">
+  <w:style w:customStyle="1" w:styleId="DocumentationTok" w:type="character">
     <w:name w:val="DocumentationTok"/>
     <w:basedOn w:val="VerbatimChar"/>
     <w:rPr>
-      <w:i/>
-      <w:color w:val="5e5e5e"/>
-      <w:shd w:val="clear" w:fill="f1f3f5"/>
+      <w:i w:val="1"/>
+      <w:color w:val="ba2121"/>
     </w:rPr>
   </w:style>
-  <w:style w:type="character" w:customStyle="1" w:styleId="AnnotationTok">
+  <w:style w:customStyle="1" w:styleId="AnnotationTok" w:type="character">
     <w:name w:val="AnnotationTok"/>
     <w:basedOn w:val="VerbatimChar"/>
     <w:rPr>
-      <w:color w:val="5e5e5e"/>
-      <w:shd w:val="clear" w:fill="f1f3f5"/>
+      <w:b w:val="1"/>
+      <w:i w:val="1"/>
+      <w:color w:val="60a0b0"/>
     </w:rPr>
   </w:style>
-  <w:style w:type="character" w:customStyle="1" w:styleId="CommentVarTok">
+  <w:style w:customStyle="1" w:styleId="CommentVarTok" w:type="character">
     <w:name w:val="CommentVarTok"/>
     <w:basedOn w:val="VerbatimChar"/>
     <w:rPr>
-      <w:i/>
-      <w:color w:val="5e5e5e"/>
-      <w:shd w:val="clear" w:fill="f1f3f5"/>
+      <w:b w:val="1"/>
+      <w:i w:val="1"/>
+      <w:color w:val="60a0b0"/>
     </w:rPr>
   </w:style>
-  <w:style w:type="character" w:customStyle="1" w:styleId="OtherTok">
+  <w:style w:customStyle="1" w:styleId="OtherTok" w:type="character">
     <w:name w:val="OtherTok"/>
     <w:basedOn w:val="VerbatimChar"/>
     <w:rPr>
-      <w:color w:val="003b4f"/>
-      <w:shd w:val="clear" w:fill="f1f3f5"/>
+      <w:color w:val="007020"/>
     </w:rPr>
   </w:style>
-  <w:style w:type="character" w:customStyle="1" w:styleId="FunctionTok">
+  <w:style w:customStyle="1" w:styleId="FunctionTok" w:type="character">
     <w:name w:val="FunctionTok"/>
     <w:basedOn w:val="VerbatimChar"/>
     <w:rPr>
-      <w:color w:val="4758ab"/>
-      <w:shd w:val="clear" w:fill="f1f3f5"/>
+      <w:color w:val="06287e"/>
     </w:rPr>
   </w:style>
-  <w:style w:type="character" w:customStyle="1" w:styleId="VariableTok">
+  <w:style w:customStyle="1" w:styleId="VariableTok" w:type="character">
     <w:name w:val="VariableTok"/>
     <w:basedOn w:val="VerbatimChar"/>
     <w:rPr>
-      <w:color w:val="111111"/>
-      <w:shd w:val="clear" w:fill="f1f3f5"/>
+      <w:color w:val="19177c"/>
     </w:rPr>
   </w:style>
-  <w:style w:type="character" w:customStyle="1" w:styleId="ControlFlowTok">
+  <w:style w:customStyle="1" w:styleId="ControlFlowTok" w:type="character">
     <w:name w:val="ControlFlowTok"/>
     <w:basedOn w:val="VerbatimChar"/>
     <w:rPr>
-      <w:b/>
-      <w:color w:val="003b4f"/>
-      <w:shd w:val="clear" w:fill="f1f3f5"/>
+      <w:b w:val="1"/>
+      <w:color w:val="007020"/>
     </w:rPr>
   </w:style>
-  <w:style w:type="character" w:customStyle="1" w:styleId="OperatorTok">
+  <w:style w:customStyle="1" w:styleId="OperatorTok" w:type="character">
     <w:name w:val="OperatorTok"/>
     <w:basedOn w:val="VerbatimChar"/>
     <w:rPr>
-      <w:color w:val="5e5e5e"/>
-      <w:shd w:val="clear" w:fill="f1f3f5"/>
+      <w:color w:val="666666"/>
     </w:rPr>
   </w:style>
-  <w:style w:type="character" w:customStyle="1" w:styleId="BuiltInTok">
+  <w:style w:customStyle="1" w:styleId="BuiltInTok" w:type="character">
     <w:name w:val="BuiltInTok"/>
     <w:basedOn w:val="VerbatimChar"/>
     <w:rPr>
-      <w:color w:val="003b4f"/>
-      <w:shd w:val="clear" w:fill="f1f3f5"/>
+      <w:color w:val="008000"/>
     </w:rPr>
   </w:style>
-  <w:style w:type="character" w:customStyle="1" w:styleId="ExtensionTok">
+  <w:style w:customStyle="1" w:styleId="ExtensionTok" w:type="character">
     <w:name w:val="ExtensionTok"/>
     <w:basedOn w:val="VerbatimChar"/>
-    <w:rPr>
-      <w:color w:val="003b4f"/>
-      <w:shd w:val="clear" w:fill="f1f3f5"/>
-    </w:rPr>
-  </w:style>
-  <w:style w:type="character" w:customStyle="1" w:styleId="PreprocessorTok">
+    <w:rPr/>
+  </w:style>
+  <w:style w:customStyle="1" w:styleId="PreprocessorTok" w:type="character">
     <w:name w:val="PreprocessorTok"/>
     <w:basedOn w:val="VerbatimChar"/>
     <w:rPr>
-      <w:color w:val="ad0000"/>
-      <w:shd w:val="clear" w:fill="f1f3f5"/>
+      <w:color w:val="bc7a00"/>
     </w:rPr>
   </w:style>
-  <w:style w:type="character" w:customStyle="1" w:styleId="AttributeTok">
+  <w:style w:customStyle="1" w:styleId="AttributeTok" w:type="character">
     <w:name w:val="AttributeTok"/>
     <w:basedOn w:val="VerbatimChar"/>
     <w:rPr>
-      <w:color w:val="657422"/>
-      <w:shd w:val="clear" w:fill="f1f3f5"/>
+      <w:color w:val="7d9029"/>
     </w:rPr>
   </w:style>
-  <w:style w:type="character" w:customStyle="1" w:styleId="RegionMarkerTok">
+  <w:style w:customStyle="1" w:styleId="RegionMarkerTok" w:type="character">
     <w:name w:val="RegionMarkerTok"/>
     <w:basedOn w:val="VerbatimChar"/>
-    <w:rPr>
-      <w:color w:val="003b4f"/>
-      <w:shd w:val="clear" w:fill="f1f3f5"/>
-    </w:rPr>
-  </w:style>
-  <w:style w:type="character" w:customStyle="1" w:styleId="InformationTok">
+    <w:rPr/>
+  </w:style>
+  <w:style w:customStyle="1" w:styleId="InformationTok" w:type="character">
     <w:name w:val="InformationTok"/>
     <w:basedOn w:val="VerbatimChar"/>
     <w:rPr>
-      <w:color w:val="5e5e5e"/>
-      <w:shd w:val="clear" w:fill="f1f3f5"/>
+      <w:b w:val="1"/>
+      <w:i w:val="1"/>
+      <w:color w:val="60a0b0"/>
     </w:rPr>
   </w:style>
-  <w:style w:type="character" w:customStyle="1" w:styleId="WarningTok">
+  <w:style w:customStyle="1" w:styleId="WarningTok" w:type="character">
     <w:name w:val="WarningTok"/>
     <w:basedOn w:val="VerbatimChar"/>
     <w:rPr>
-      <w:i/>
-      <w:color w:val="5e5e5e"/>
-      <w:shd w:val="clear" w:fill="f1f3f5"/>
+      <w:b w:val="1"/>
+      <w:i w:val="1"/>
+      <w:color w:val="60a0b0"/>
     </w:rPr>
   </w:style>
-  <w:style w:type="character" w:customStyle="1" w:styleId="AlertTok">
+  <w:style w:customStyle="1" w:styleId="AlertTok" w:type="character">
     <w:name w:val="AlertTok"/>
     <w:basedOn w:val="VerbatimChar"/>
     <w:rPr>
-      <w:color w:val="ad0000"/>
-      <w:shd w:val="clear" w:fill="f1f3f5"/>
+      <w:b w:val="1"/>
+      <w:color w:val="ff0000"/>
     </w:rPr>
   </w:style>
-  <w:style w:type="character" w:customStyle="1" w:styleId="ErrorTok">
+  <w:style w:customStyle="1" w:styleId="ErrorTok" w:type="character">
     <w:name w:val="ErrorTok"/>
     <w:basedOn w:val="VerbatimChar"/>
     <w:rPr>
-      <w:color w:val="ad0000"/>
-      <w:shd w:val="clear" w:fill="f1f3f5"/>
+      <w:b w:val="1"/>
+      <w:color w:val="ff0000"/>
     </w:rPr>
   </w:style>
-  <w:style w:type="character" w:customStyle="1" w:styleId="NormalTok">
+  <w:style w:customStyle="1" w:styleId="NormalTok" w:type="character">
     <w:name w:val="NormalTok"/>
     <w:basedOn w:val="VerbatimChar"/>
+    <w:rPr/>
+  </w:style>
+  <w:style w:styleId="Subtitle" w:type="paragraph">
+    <w:name w:val="Subtitle"/>
+    <w:basedOn w:val="Normal"/>
+    <w:next w:val="Normal"/>
+    <w:pPr>
+      <w:keepNext w:val="1"/>
+      <w:keepLines w:val="1"/>
+      <w:spacing w:after="240" w:before="240" w:lineRule="auto"/>
+      <w:jc w:val="center"/>
+    </w:pPr>
     <w:rPr>
-      <w:color w:val="003b4f"/>
-      <w:shd w:val="clear" w:fill="f1f3f5"/>
+      <w:rFonts w:ascii="Calibri" w:cs="Calibri" w:eastAsia="Calibri" w:hAnsi="Calibri"/>
+      <w:b w:val="1"/>
+      <w:bCs w:val="1"/>
+      <w:color w:val="335b8a"/>
+      <w:sz w:val="30"/>
+      <w:szCs w:val="30"/>
     </w:rPr>
+  </w:style>
+  <w:style w:styleId="Table1" w:type="table">
+    <w:basedOn w:val="TableNormal"/>
+    <w:tblPr>
+      <w:tblStyleRowBandSize w:val="1"/>
+      <w:tblStyleColBandSize w:val="1"/>
+      <w:tblCellMar>
+        <w:top w:type="dxa" w:w="0.0"/>
+        <w:left w:type="dxa" w:w="108.0"/>
+        <w:bottom w:type="dxa" w:w="0.0"/>
+        <w:right w:type="dxa" w:w="108.0"/>
+      </w:tblCellMar>
+    </w:tblPr>
+    <w:tblStylePr w:type="firstRow">
+      <w:tcPr>
+        <w:tcBorders>
+          <w:bottom w:color="000000" w:space="0" w:sz="0" w:val="nil"/>
+        </w:tcBorders>
+        <w:vAlign w:val="bottom"/>
+      </w:tcPr>
+    </w:tblStylePr>
+  </w:style>
+  <w:style w:styleId="Table2" w:type="table">
+    <w:basedOn w:val="TableNormal"/>
+    <w:tblPr>
+      <w:tblStyleRowBandSize w:val="1"/>
+      <w:tblStyleColBandSize w:val="1"/>
+      <w:tblCellMar>
+        <w:top w:type="dxa" w:w="0.0"/>
+        <w:left w:type="dxa" w:w="108.0"/>
+        <w:bottom w:type="dxa" w:w="0.0"/>
+        <w:right w:type="dxa" w:w="108.0"/>
+      </w:tblCellMar>
+    </w:tblPr>
+    <w:tblStylePr w:type="firstRow">
+      <w:tcPr>
+        <w:tcBorders>
+          <w:bottom w:color="000000" w:space="0" w:sz="0" w:val="nil"/>
+        </w:tcBorders>
+        <w:vAlign w:val="bottom"/>
+      </w:tcPr>
+    </w:tblStylePr>
+  </w:style>
+  <w:style w:styleId="Table3" w:type="table">
+    <w:basedOn w:val="TableNormal"/>
+    <w:tblPr>
+      <w:tblStyleRowBandSize w:val="1"/>
+      <w:tblStyleColBandSize w:val="1"/>
+      <w:tblCellMar>
+        <w:top w:type="dxa" w:w="0.0"/>
+        <w:left w:type="dxa" w:w="108.0"/>
+        <w:bottom w:type="dxa" w:w="0.0"/>
+        <w:right w:type="dxa" w:w="108.0"/>
+      </w:tblCellMar>
+    </w:tblPr>
+    <w:tblStylePr w:type="firstRow">
+      <w:tcPr>
+        <w:tcBorders>
+          <w:bottom w:color="000000" w:space="0" w:sz="0" w:val="nil"/>
+        </w:tcBorders>
+        <w:vAlign w:val="bottom"/>
+      </w:tcPr>
+    </w:tblStylePr>
+  </w:style>
+  <w:style w:styleId="Table4" w:type="table">
+    <w:basedOn w:val="TableNormal"/>
+    <w:tblPr>
+      <w:tblStyleRowBandSize w:val="1"/>
+      <w:tblStyleColBandSize w:val="1"/>
+      <w:tblCellMar>
+        <w:top w:type="dxa" w:w="0.0"/>
+        <w:left w:type="dxa" w:w="108.0"/>
+        <w:bottom w:type="dxa" w:w="0.0"/>
+        <w:right w:type="dxa" w:w="108.0"/>
+      </w:tblCellMar>
+    </w:tblPr>
+    <w:tblStylePr w:type="firstRow">
+      <w:tcPr>
+        <w:tcBorders>
+          <w:bottom w:color="000000" w:space="0" w:sz="0" w:val="nil"/>
+        </w:tcBorders>
+        <w:vAlign w:val="bottom"/>
+      </w:tcPr>
+    </w:tblStylePr>
+  </w:style>
+  <w:style w:styleId="Table5" w:type="table">
+    <w:basedOn w:val="TableNormal"/>
+    <w:tblPr>
+      <w:tblStyleRowBandSize w:val="1"/>
+      <w:tblStyleColBandSize w:val="1"/>
+      <w:tblCellMar>
+        <w:top w:type="dxa" w:w="0.0"/>
+        <w:left w:type="dxa" w:w="108.0"/>
+        <w:bottom w:type="dxa" w:w="0.0"/>
+        <w:right w:type="dxa" w:w="108.0"/>
+      </w:tblCellMar>
+    </w:tblPr>
+    <w:tblStylePr w:type="firstRow">
+      <w:tcPr>
+        <w:tcBorders>
+          <w:bottom w:color="000000" w:space="0" w:sz="0" w:val="nil"/>
+        </w:tcBorders>
+        <w:vAlign w:val="bottom"/>
+      </w:tcPr>
+    </w:tblStylePr>
   </w:style>
 </w:styles>
 </file>
@@ -5624,44 +6208,44 @@
         <a:sysClr val="window" lastClr="FFFFFF"/>
       </a:lt1>
       <a:dk2>
-        <a:srgbClr val="0E2841"/>
+        <a:srgbClr val="1F497D"/>
       </a:dk2>
       <a:lt2>
-        <a:srgbClr val="E8E8E8"/>
+        <a:srgbClr val="EEECE1"/>
       </a:lt2>
       <a:accent1>
-        <a:srgbClr val="156082"/>
+        <a:srgbClr val="4F81BD"/>
       </a:accent1>
       <a:accent2>
-        <a:srgbClr val="E97132"/>
+        <a:srgbClr val="C0504D"/>
       </a:accent2>
       <a:accent3>
-        <a:srgbClr val="196B24"/>
+        <a:srgbClr val="9BBB59"/>
       </a:accent3>
       <a:accent4>
-        <a:srgbClr val="0F9ED5"/>
+        <a:srgbClr val="8064A2"/>
       </a:accent4>
       <a:accent5>
-        <a:srgbClr val="A02B93"/>
+        <a:srgbClr val="4BACC6"/>
       </a:accent5>
       <a:accent6>
-        <a:srgbClr val="4EA72E"/>
+        <a:srgbClr val="F79646"/>
       </a:accent6>
       <a:hlink>
-        <a:srgbClr val="467886"/>
+        <a:srgbClr val="0000FF"/>
       </a:hlink>
       <a:folHlink>
-        <a:srgbClr val="96607D"/>
+        <a:srgbClr val="800080"/>
       </a:folHlink>
     </a:clrScheme>
     <a:fontScheme name="Office">
       <a:majorFont>
-        <a:latin typeface="Aptos Display" panose="02110004020202020204"/>
+        <a:latin typeface="Calibri"/>
         <a:ea typeface=""/>
         <a:cs typeface=""/>
-        <a:font script="Jpan" typeface="游ゴシック Light"/>
+        <a:font script="Jpan" typeface="ＭＳ ゴシック"/>
         <a:font script="Hang" typeface="맑은 고딕"/>
-        <a:font script="Hans" typeface="等线 Light"/>
+        <a:font script="Hans" typeface="宋体"/>
         <a:font script="Hant" typeface="新細明體"/>
         <a:font script="Arab" typeface="Times New Roman"/>
         <a:font script="Hebr" typeface="Times New Roman"/>
@@ -5688,32 +6272,14 @@
         <a:font script="Mong" typeface="Mongolian Baiti"/>
         <a:font script="Viet" typeface="Times New Roman"/>
         <a:font script="Uigh" typeface="Microsoft Uighur"/>
-        <a:font script="Geor" typeface="Sylfaen"/>
-        <a:font script="Armn" typeface="Arial"/>
-        <a:font script="Bugi" typeface="Leelawadee UI"/>
-        <a:font script="Bopo" typeface="Microsoft JhengHei"/>
-        <a:font script="Java" typeface="Javanese Text"/>
-        <a:font script="Lisu" typeface="Segoe UI"/>
-        <a:font script="Mymr" typeface="Myanmar Text"/>
-        <a:font script="Nkoo" typeface="Ebrima"/>
-        <a:font script="Olck" typeface="Nirmala UI"/>
-        <a:font script="Osma" typeface="Ebrima"/>
-        <a:font script="Phag" typeface="Phagspa"/>
-        <a:font script="Syrn" typeface="Estrangelo Edessa"/>
-        <a:font script="Syrj" typeface="Estrangelo Edessa"/>
-        <a:font script="Syre" typeface="Estrangelo Edessa"/>
-        <a:font script="Sora" typeface="Nirmala UI"/>
-        <a:font script="Tale" typeface="Microsoft Tai Le"/>
-        <a:font script="Talu" typeface="Microsoft New Tai Lue"/>
-        <a:font script="Tfng" typeface="Ebrima"/>
       </a:majorFont>
       <a:minorFont>
-        <a:latin typeface="Aptos" panose="02110004020202020204"/>
+        <a:latin typeface="Cambria"/>
         <a:ea typeface=""/>
         <a:cs typeface=""/>
-        <a:font script="Jpan" typeface="游明朝"/>
+        <a:font script="Jpan" typeface="ＭＳ 明朝"/>
         <a:font script="Hang" typeface="맑은 고딕"/>
-        <a:font script="Hans" typeface="等线"/>
+        <a:font script="Hans" typeface="宋体"/>
         <a:font script="Hant" typeface="新細明體"/>
         <a:font script="Arab" typeface="Arial"/>
         <a:font script="Hebr" typeface="Arial"/>
@@ -5740,24 +6306,6 @@
         <a:font script="Mong" typeface="Mongolian Baiti"/>
         <a:font script="Viet" typeface="Arial"/>
         <a:font script="Uigh" typeface="Microsoft Uighur"/>
-        <a:font script="Geor" typeface="Sylfaen"/>
-        <a:font script="Armn" typeface="Arial"/>
-        <a:font script="Bugi" typeface="Leelawadee UI"/>
-        <a:font script="Bopo" typeface="Microsoft JhengHei"/>
-        <a:font script="Java" typeface="Javanese Text"/>
-        <a:font script="Lisu" typeface="Segoe UI"/>
-        <a:font script="Mymr" typeface="Myanmar Text"/>
-        <a:font script="Nkoo" typeface="Ebrima"/>
-        <a:font script="Olck" typeface="Nirmala UI"/>
-        <a:font script="Osma" typeface="Ebrima"/>
-        <a:font script="Phag" typeface="Phagspa"/>
-        <a:font script="Syrn" typeface="Estrangelo Edessa"/>
-        <a:font script="Syrj" typeface="Estrangelo Edessa"/>
-        <a:font script="Syre" typeface="Estrangelo Edessa"/>
-        <a:font script="Sora" typeface="Nirmala UI"/>
-        <a:font script="Tale" typeface="Microsoft Tai Le"/>
-        <a:font script="Talu" typeface="Microsoft New Tai Lue"/>
-        <a:font script="Tfng" typeface="Ebrima"/>
       </a:minorFont>
     </a:fontScheme>
     <a:fmtScheme name="Office">
@@ -5769,141 +6317,200 @@
           <a:gsLst>
             <a:gs pos="0">
               <a:schemeClr val="phClr">
-                <a:lumMod val="110000"/>
-                <a:satMod val="105000"/>
-                <a:tint val="67000"/>
+                <a:tint val="50000"/>
+                <a:satMod val="300000"/>
               </a:schemeClr>
             </a:gs>
-            <a:gs pos="50000">
+            <a:gs pos="35000">
               <a:schemeClr val="phClr">
-                <a:lumMod val="105000"/>
-                <a:satMod val="103000"/>
-                <a:tint val="73000"/>
+                <a:tint val="37000"/>
+                <a:satMod val="300000"/>
               </a:schemeClr>
             </a:gs>
             <a:gs pos="100000">
               <a:schemeClr val="phClr">
-                <a:lumMod val="105000"/>
-                <a:satMod val="109000"/>
-                <a:tint val="81000"/>
+                <a:tint val="15000"/>
+                <a:satMod val="350000"/>
               </a:schemeClr>
             </a:gs>
           </a:gsLst>
-          <a:lin ang="5400000" scaled="0"/>
+          <a:lin ang="16200000" scaled="1"/>
         </a:gradFill>
         <a:gradFill rotWithShape="1">
           <a:gsLst>
             <a:gs pos="0">
               <a:schemeClr val="phClr">
-                <a:satMod val="103000"/>
-                <a:lumMod val="102000"/>
-                <a:tint val="94000"/>
-              </a:schemeClr>
-            </a:gs>
-            <a:gs pos="50000">
-              <a:schemeClr val="phClr">
-                <a:satMod val="110000"/>
-                <a:lumMod val="100000"/>
+                <a:tint val="100000"/>
                 <a:shade val="100000"/>
+                <a:satMod val="130000"/>
               </a:schemeClr>
             </a:gs>
             <a:gs pos="100000">
               <a:schemeClr val="phClr">
-                <a:lumMod val="99000"/>
-                <a:satMod val="120000"/>
-                <a:shade val="78000"/>
+                <a:tint val="50000"/>
+                <a:shade val="100000"/>
+                <a:satMod val="350000"/>
               </a:schemeClr>
             </a:gs>
           </a:gsLst>
-          <a:lin ang="5400000" scaled="0"/>
+          <a:lin ang="16200000" scaled="0"/>
         </a:gradFill>
       </a:fillStyleLst>
       <a:lnStyleLst>
-        <a:ln w="6350" cap="flat" cmpd="sng" algn="ctr">
+        <a:ln w="9525" cap="flat" cmpd="sng" algn="ctr">
+          <a:solidFill>
+            <a:schemeClr val="phClr">
+              <a:shade val="95000"/>
+              <a:satMod val="105000"/>
+            </a:schemeClr>
+          </a:solidFill>
+          <a:prstDash val="solid"/>
+        </a:ln>
+        <a:ln w="25400" cap="flat" cmpd="sng" algn="ctr">
           <a:solidFill>
             <a:schemeClr val="phClr"/>
           </a:solidFill>
           <a:prstDash val="solid"/>
-          <a:miter lim="800000"/>
         </a:ln>
-        <a:ln w="12700" cap="flat" cmpd="sng" algn="ctr">
+        <a:ln w="38100" cap="flat" cmpd="sng" algn="ctr">
           <a:solidFill>
             <a:schemeClr val="phClr"/>
           </a:solidFill>
           <a:prstDash val="solid"/>
-          <a:miter lim="800000"/>
-        </a:ln>
-        <a:ln w="19050" cap="flat" cmpd="sng" algn="ctr">
-          <a:solidFill>
-            <a:schemeClr val="phClr"/>
-          </a:solidFill>
-          <a:prstDash val="solid"/>
-          <a:miter lim="800000"/>
         </a:ln>
       </a:lnStyleLst>
       <a:effectStyleLst>
         <a:effectStyle>
-          <a:effectLst/>
-        </a:effectStyle>
-        <a:effectStyle>
-          <a:effectLst/>
+          <a:effectLst>
+            <a:outerShdw blurRad="40000" dist="20000" dir="5400000" rotWithShape="0">
+              <a:srgbClr val="000000">
+                <a:alpha val="38000"/>
+              </a:srgbClr>
+            </a:outerShdw>
+          </a:effectLst>
         </a:effectStyle>
         <a:effectStyle>
           <a:effectLst>
-            <a:outerShdw blurRad="57150" dist="19050" dir="5400000" algn="ctr" rotWithShape="0">
+            <a:outerShdw blurRad="40000" dist="23000" dir="5400000" rotWithShape="0">
               <a:srgbClr val="000000">
-                <a:alpha val="63000"/>
+                <a:alpha val="35000"/>
               </a:srgbClr>
             </a:outerShdw>
           </a:effectLst>
+        </a:effectStyle>
+        <a:effectStyle>
+          <a:effectLst>
+            <a:outerShdw blurRad="40000" dist="23000" dir="5400000" rotWithShape="0">
+              <a:srgbClr val="000000">
+                <a:alpha val="35000"/>
+              </a:srgbClr>
+            </a:outerShdw>
+          </a:effectLst>
+          <a:scene3d>
+            <a:camera prst="orthographicFront">
+              <a:rot lat="0" lon="0" rev="0"/>
+            </a:camera>
+            <a:lightRig rig="threePt" dir="t">
+              <a:rot lat="0" lon="0" rev="1200000"/>
+            </a:lightRig>
+          </a:scene3d>
+          <a:sp3d>
+            <a:bevelT w="63500" h="25400"/>
+          </a:sp3d>
         </a:effectStyle>
       </a:effectStyleLst>
       <a:bgFillStyleLst>
         <a:solidFill>
           <a:schemeClr val="phClr"/>
         </a:solidFill>
-        <a:solidFill>
-          <a:schemeClr val="phClr">
-            <a:tint val="95000"/>
-            <a:satMod val="170000"/>
-          </a:schemeClr>
-        </a:solidFill>
         <a:gradFill rotWithShape="1">
           <a:gsLst>
             <a:gs pos="0">
               <a:schemeClr val="phClr">
-                <a:tint val="93000"/>
-                <a:satMod val="150000"/>
-                <a:shade val="98000"/>
-                <a:lumMod val="102000"/>
+                <a:tint val="40000"/>
+                <a:satMod val="350000"/>
               </a:schemeClr>
             </a:gs>
-            <a:gs pos="50000">
+            <a:gs pos="40000">
               <a:schemeClr val="phClr">
-                <a:tint val="98000"/>
-                <a:satMod val="130000"/>
-                <a:shade val="90000"/>
-                <a:lumMod val="103000"/>
+                <a:tint val="45000"/>
+                <a:shade val="99000"/>
+                <a:satMod val="350000"/>
               </a:schemeClr>
             </a:gs>
             <a:gs pos="100000">
               <a:schemeClr val="phClr">
-                <a:shade val="63000"/>
-                <a:satMod val="120000"/>
+                <a:shade val="20000"/>
+                <a:satMod val="255000"/>
               </a:schemeClr>
             </a:gs>
           </a:gsLst>
-          <a:lin ang="5400000" scaled="0"/>
+          <a:path path="circle">
+            <a:fillToRect l="50000" t="-80000" r="50000" b="180000"/>
+          </a:path>
+        </a:gradFill>
+        <a:gradFill rotWithShape="1">
+          <a:gsLst>
+            <a:gs pos="0">
+              <a:schemeClr val="phClr">
+                <a:tint val="80000"/>
+                <a:satMod val="300000"/>
+              </a:schemeClr>
+            </a:gs>
+            <a:gs pos="100000">
+              <a:schemeClr val="phClr">
+                <a:shade val="30000"/>
+                <a:satMod val="200000"/>
+              </a:schemeClr>
+            </a:gs>
+          </a:gsLst>
+          <a:path path="circle">
+            <a:fillToRect l="50000" t="50000" r="50000" b="50000"/>
+          </a:path>
         </a:gradFill>
       </a:bgFillStyleLst>
     </a:fmtScheme>
   </a:themeElements>
-  <a:objectDefaults/>
+  <a:objectDefaults>
+    <a:spDef>
+      <a:spPr/>
+      <a:bodyPr/>
+      <a:lstStyle/>
+      <a:style>
+        <a:lnRef idx="1">
+          <a:schemeClr val="accent1"/>
+        </a:lnRef>
+        <a:fillRef idx="3">
+          <a:schemeClr val="accent1"/>
+        </a:fillRef>
+        <a:effectRef idx="2">
+          <a:schemeClr val="accent1"/>
+        </a:effectRef>
+        <a:fontRef idx="minor">
+          <a:schemeClr val="lt1"/>
+        </a:fontRef>
+      </a:style>
+    </a:spDef>
+    <a:lnDef>
+      <a:spPr/>
+      <a:bodyPr/>
+      <a:lstStyle/>
+      <a:style>
+        <a:lnRef idx="2">
+          <a:schemeClr val="accent1"/>
+        </a:lnRef>
+        <a:fillRef idx="0">
+          <a:schemeClr val="accent1"/>
+        </a:fillRef>
+        <a:effectRef idx="1">
+          <a:schemeClr val="accent1"/>
+        </a:effectRef>
+        <a:fontRef idx="minor">
+          <a:schemeClr val="tx1"/>
+        </a:fontRef>
+      </a:style>
+    </a:lnDef>
+  </a:objectDefaults>
   <a:extraClrSchemeLst/>
-  <a:extLst>
-    <a:ext uri="{05A4C25C-085E-4340-85A3-A5531E510DB2}">
-      <thm15:themeFamily xmlns:thm15="http://schemas.microsoft.com/office/thememl/2012/main" name="Office Theme" id="{2E142A2C-CD16-42D6-873A-C26D2A0506FA}" vid="{1BDDFF52-6CD6-40A5-AB3C-68EB2F1E4D0A}"/>
-    </a:ext>
-  </a:extLst>
 </a:theme>
 </file>